--- a/Tuan_10/math_data_lake/contributions.docx
+++ b/Tuan_10/math_data_lake/contributions.docx
@@ -42,7 +42,7 @@
         <w:tc>
           <w:tcPr>
             <w:tcW w:type="dxa" w:w="1218"/>
-            <w:shd w:val="clear" w:color="auto" w:fill="D9E2F3"/>
+            <w:shd w:val="clear" w:color="auto" w:fill="E7E6E6"/>
           </w:tcPr>
           <w:p>
             <w:r>
@@ -62,7 +62,7 @@
         <w:tc>
           <w:tcPr>
             <w:tcW w:type="dxa" w:w="1218"/>
-            <w:shd w:val="clear" w:color="auto" w:fill="D9E2F3"/>
+            <w:shd w:val="clear" w:color="auto" w:fill="E7E6E6"/>
           </w:tcPr>
           <w:p>
             <w:r>
@@ -82,7 +82,7 @@
         <w:tc>
           <w:tcPr>
             <w:tcW w:type="dxa" w:w="1218"/>
-            <w:shd w:val="clear" w:color="auto" w:fill="D9E2F3"/>
+            <w:shd w:val="clear" w:color="auto" w:fill="E7E6E6"/>
           </w:tcPr>
           <w:p>
             <w:r>
@@ -102,7 +102,7 @@
         <w:tc>
           <w:tcPr>
             <w:tcW w:type="dxa" w:w="1218"/>
-            <w:shd w:val="clear" w:color="auto" w:fill="D9E2F3"/>
+            <w:shd w:val="clear" w:color="auto" w:fill="E7E6E6"/>
           </w:tcPr>
           <w:p>
             <w:r>
@@ -122,7 +122,7 @@
         <w:tc>
           <w:tcPr>
             <w:tcW w:type="dxa" w:w="1218"/>
-            <w:shd w:val="clear" w:color="auto" w:fill="D9E2F3"/>
+            <w:shd w:val="clear" w:color="auto" w:fill="E7E6E6"/>
           </w:tcPr>
           <w:p>
             <w:r>
@@ -142,7 +142,7 @@
         <w:tc>
           <w:tcPr>
             <w:tcW w:type="dxa" w:w="1218"/>
-            <w:shd w:val="clear" w:color="auto" w:fill="D9E2F3"/>
+            <w:shd w:val="clear" w:color="auto" w:fill="E7E6E6"/>
           </w:tcPr>
           <w:p>
             <w:r>
@@ -162,7 +162,7 @@
         <w:tc>
           <w:tcPr>
             <w:tcW w:type="dxa" w:w="1218"/>
-            <w:shd w:val="clear" w:color="auto" w:fill="D9E2F3"/>
+            <w:shd w:val="clear" w:color="auto" w:fill="E7E6E6"/>
           </w:tcPr>
           <w:p>
             <w:r>
@@ -182,7 +182,7 @@
         <w:tc>
           <w:tcPr>
             <w:tcW w:type="dxa" w:w="1218"/>
-            <w:shd w:val="clear" w:color="auto" w:fill="D9E2F3"/>
+            <w:shd w:val="clear" w:color="auto" w:fill="E7E6E6"/>
           </w:tcPr>
           <w:p>
             <w:r>
@@ -252,7 +252,7 @@
             <w:r>
               <w:rPr>
                 <w:rFonts w:ascii="Consolas" w:hAnsi="Consolas"/>
-                <w:color w:val="8B1A1A"/>
+                <w:color w:val="000000"/>
                 <w:sz w:val="18"/>
               </w:rPr>
               <w:t>schema.py</w:t>
@@ -266,7 +266,7 @@
             <w:r>
               <w:rPr>
                 <w:rFonts w:ascii="Consolas" w:hAnsi="Consolas"/>
-                <w:color w:val="8B1A1A"/>
+                <w:color w:val="000000"/>
                 <w:sz w:val="18"/>
               </w:rPr>
               <w:t>docs/data_contract*</w:t>
@@ -280,7 +280,7 @@
             <w:r>
               <w:rPr>
                 <w:rFonts w:ascii="Consolas" w:hAnsi="Consolas"/>
-                <w:color w:val="8B1A1A"/>
+                <w:color w:val="000000"/>
                 <w:sz w:val="18"/>
               </w:rPr>
               <w:t>__main__.py</w:t>
@@ -294,7 +294,7 @@
             <w:r>
               <w:rPr>
                 <w:rFonts w:ascii="Consolas" w:hAnsi="Consolas"/>
-                <w:color w:val="8B1A1A"/>
+                <w:color w:val="000000"/>
                 <w:sz w:val="18"/>
               </w:rPr>
               <w:t>api.py</w:t>
@@ -308,7 +308,7 @@
             <w:r>
               <w:rPr>
                 <w:rFonts w:ascii="Consolas" w:hAnsi="Consolas"/>
-                <w:color w:val="8B1A1A"/>
+                <w:color w:val="000000"/>
                 <w:sz w:val="18"/>
               </w:rPr>
               <w:t>client.py</w:t>
@@ -412,7 +412,7 @@
             <w:r>
               <w:rPr>
                 <w:rFonts w:ascii="Consolas" w:hAnsi="Consolas"/>
-                <w:color w:val="8B1A1A"/>
+                <w:color w:val="000000"/>
                 <w:sz w:val="18"/>
               </w:rPr>
               <w:t>readers.read_numinamath</w:t>
@@ -426,7 +426,7 @@
             <w:r>
               <w:rPr>
                 <w:rFonts w:ascii="Consolas" w:hAnsi="Consolas"/>
-                <w:color w:val="8B1A1A"/>
+                <w:color w:val="000000"/>
                 <w:sz w:val="18"/>
               </w:rPr>
               <w:t>sample.py</w:t>
@@ -440,7 +440,7 @@
             <w:r>
               <w:rPr>
                 <w:rFonts w:ascii="Consolas" w:hAnsi="Consolas"/>
-                <w:color w:val="8B1A1A"/>
+                <w:color w:val="000000"/>
                 <w:sz w:val="18"/>
               </w:rPr>
               <w:t>scales.py</w:t>
@@ -476,7 +476,7 @@
             <w:r>
               <w:rPr>
                 <w:rFonts w:ascii="Consolas" w:hAnsi="Consolas"/>
-                <w:color w:val="8B1A1A"/>
+                <w:color w:val="000000"/>
                 <w:sz w:val="18"/>
               </w:rPr>
               <w:t>$</w:t>
@@ -552,7 +552,7 @@
             <w:r>
               <w:rPr>
                 <w:rFonts w:ascii="Consolas" w:hAnsi="Consolas"/>
-                <w:color w:val="8B1A1A"/>
+                <w:color w:val="000000"/>
                 <w:sz w:val="18"/>
               </w:rPr>
               <w:t>readers.read_proofnet</w:t>
@@ -662,7 +662,7 @@
             <w:r>
               <w:rPr>
                 <w:rFonts w:ascii="Consolas" w:hAnsi="Consolas"/>
-                <w:color w:val="8B1A1A"/>
+                <w:color w:val="000000"/>
                 <w:sz w:val="18"/>
               </w:rPr>
               <w:t>readers.read_leandojo_*</w:t>
@@ -676,7 +676,7 @@
             <w:r>
               <w:rPr>
                 <w:rFonts w:ascii="Consolas" w:hAnsi="Consolas"/>
-                <w:color w:val="8B1A1A"/>
+                <w:color w:val="000000"/>
                 <w:sz w:val="18"/>
               </w:rPr>
               <w:t>STMT_PATTERN</w:t>
@@ -690,7 +690,7 @@
             <w:r>
               <w:rPr>
                 <w:rFonts w:ascii="Consolas" w:hAnsi="Consolas"/>
-                <w:color w:val="8B1A1A"/>
+                <w:color w:val="000000"/>
                 <w:sz w:val="18"/>
               </w:rPr>
               <w:t>provenance.py</w:t>
@@ -794,7 +794,7 @@
             <w:r>
               <w:rPr>
                 <w:rFonts w:ascii="Consolas" w:hAnsi="Consolas"/>
-                <w:color w:val="8B1A1A"/>
+                <w:color w:val="000000"/>
                 <w:sz w:val="18"/>
               </w:rPr>
               <w:t>spark_etl.py</w:t>
@@ -808,7 +808,7 @@
             <w:r>
               <w:rPr>
                 <w:rFonts w:ascii="Consolas" w:hAnsi="Consolas"/>
-                <w:color w:val="8B1A1A"/>
+                <w:color w:val="000000"/>
                 <w:sz w:val="18"/>
               </w:rPr>
               <w:t>tests/test_spark_etl.py</w:t>
@@ -912,7 +912,7 @@
             <w:r>
               <w:rPr>
                 <w:rFonts w:ascii="Consolas" w:hAnsi="Consolas"/>
-                <w:color w:val="8B1A1A"/>
+                <w:color w:val="000000"/>
                 <w:sz w:val="18"/>
               </w:rPr>
               <w:t>storage.py</w:t>
@@ -926,7 +926,7 @@
             <w:r>
               <w:rPr>
                 <w:rFonts w:ascii="Consolas" w:hAnsi="Consolas"/>
-                <w:color w:val="8B1A1A"/>
+                <w:color w:val="000000"/>
                 <w:sz w:val="18"/>
               </w:rPr>
               <w:t>sql_queries.py</w:t>
@@ -940,7 +940,7 @@
             <w:r>
               <w:rPr>
                 <w:rFonts w:ascii="Consolas" w:hAnsi="Consolas"/>
-                <w:color w:val="8B1A1A"/>
+                <w:color w:val="000000"/>
                 <w:sz w:val="18"/>
               </w:rPr>
               <w:t>runlog.py</w:t>
@@ -954,7 +954,7 @@
             <w:r>
               <w:rPr>
                 <w:rFonts w:ascii="Consolas" w:hAnsi="Consolas"/>
-                <w:color w:val="8B1A1A"/>
+                <w:color w:val="000000"/>
                 <w:sz w:val="18"/>
               </w:rPr>
               <w:t>report.py</w:t>
@@ -968,7 +968,7 @@
             <w:r>
               <w:rPr>
                 <w:rFonts w:ascii="Consolas" w:hAnsi="Consolas"/>
-                <w:color w:val="8B1A1A"/>
+                <w:color w:val="000000"/>
                 <w:sz w:val="18"/>
               </w:rPr>
               <w:t>load_test_api.py</w:t>
@@ -1072,7 +1072,7 @@
             <w:r>
               <w:rPr>
                 <w:rFonts w:ascii="Consolas" w:hAnsi="Consolas"/>
-                <w:color w:val="8B1A1A"/>
+                <w:color w:val="000000"/>
                 <w:sz w:val="18"/>
               </w:rPr>
               <w:t>transform.validate</w:t>
@@ -1086,7 +1086,7 @@
             <w:r>
               <w:rPr>
                 <w:rFonts w:ascii="Consolas" w:hAnsi="Consolas"/>
-                <w:color w:val="8B1A1A"/>
+                <w:color w:val="000000"/>
                 <w:sz w:val="18"/>
               </w:rPr>
               <w:t>lake.py</w:t>
@@ -1100,7 +1100,7 @@
             <w:r>
               <w:rPr>
                 <w:rFonts w:ascii="Consolas" w:hAnsi="Consolas"/>
-                <w:color w:val="8B1A1A"/>
+                <w:color w:val="000000"/>
                 <w:sz w:val="18"/>
               </w:rPr>
               <w:t>catalog.py</w:t>
@@ -1114,7 +1114,7 @@
             <w:r>
               <w:rPr>
                 <w:rFonts w:ascii="Consolas" w:hAnsi="Consolas"/>
-                <w:color w:val="8B1A1A"/>
+                <w:color w:val="000000"/>
                 <w:sz w:val="18"/>
               </w:rPr>
               <w:t>tests/</w:t>
@@ -1178,7 +1178,7 @@
       <w:r>
         <w:rPr>
           <w:rFonts w:ascii="Consolas" w:hAnsi="Consolas"/>
-          <w:color w:val="8B1A1A"/>
+          <w:color w:val="000000"/>
           <w:sz w:val="19"/>
         </w:rPr>
         <w:t>docs/ai_use_statement.md</w:t>
@@ -1562,6 +1562,7 @@
     <w:rsid w:val="00FC693F"/>
     <w:rPr>
       <w:rFonts w:ascii="Times New Roman" w:hAnsi="Times New Roman" w:eastAsia="Times New Roman"/>
+      <w:color w:val="000000"/>
       <w:sz w:val="24"/>
     </w:rPr>
   </w:style>
@@ -1627,7 +1628,7 @@
       <w:rFonts w:ascii="Times New Roman" w:hAnsi="Times New Roman" w:eastAsia="Times New Roman" w:cs="Times New Roman"/>
       <w:b/>
       <w:bCs/>
-      <w:color w:val="1F3A68"/>
+      <w:color w:val="000000"/>
       <w:sz w:val="28"/>
       <w:szCs w:val="28"/>
     </w:rPr>
@@ -1651,7 +1652,7 @@
       <w:rFonts w:ascii="Times New Roman" w:hAnsi="Times New Roman" w:eastAsia="Times New Roman" w:cs="Times New Roman"/>
       <w:b/>
       <w:bCs/>
-      <w:color w:val="1F3A68"/>
+      <w:color w:val="000000"/>
       <w:sz w:val="26"/>
       <w:szCs w:val="26"/>
     </w:rPr>
@@ -1675,7 +1676,7 @@
       <w:rFonts w:ascii="Times New Roman" w:hAnsi="Times New Roman" w:eastAsia="Times New Roman" w:cs="Times New Roman"/>
       <w:b/>
       <w:bCs/>
-      <w:color w:val="1F3A68"/>
+      <w:color w:val="000000"/>
     </w:rPr>
   </w:style>
   <w:style w:type="paragraph" w:styleId="Heading4">
@@ -1700,7 +1701,7 @@
       <w:bCs/>
       <w:i/>
       <w:iCs/>
-      <w:color w:val="1F3A68"/>
+      <w:color w:val="000000"/>
     </w:rPr>
   </w:style>
   <w:style w:type="paragraph" w:styleId="Heading5">
@@ -1721,7 +1722,7 @@
     </w:pPr>
     <w:rPr>
       <w:rFonts w:asciiTheme="majorHAnsi" w:eastAsiaTheme="majorEastAsia" w:hAnsiTheme="majorHAnsi" w:cstheme="majorBidi"/>
-      <w:color w:val="243F60" w:themeColor="accent1" w:themeShade="7F"/>
+      <w:color w:val="000000"/>
     </w:rPr>
   </w:style>
   <w:style w:type="paragraph" w:styleId="Heading6">
@@ -1744,7 +1745,7 @@
       <w:rFonts w:asciiTheme="majorHAnsi" w:eastAsiaTheme="majorEastAsia" w:hAnsiTheme="majorHAnsi" w:cstheme="majorBidi"/>
       <w:i/>
       <w:iCs/>
-      <w:color w:val="243F60" w:themeColor="accent1" w:themeShade="7F"/>
+      <w:color w:val="000000"/>
     </w:rPr>
   </w:style>
   <w:style w:type="paragraph" w:styleId="Heading7">
@@ -1767,7 +1768,7 @@
       <w:rFonts w:asciiTheme="majorHAnsi" w:eastAsiaTheme="majorEastAsia" w:hAnsiTheme="majorHAnsi" w:cstheme="majorBidi"/>
       <w:i/>
       <w:iCs/>
-      <w:color w:val="404040" w:themeColor="text1" w:themeTint="BF"/>
+      <w:color w:val="000000"/>
     </w:rPr>
   </w:style>
   <w:style w:type="paragraph" w:styleId="Heading8">
@@ -1788,7 +1789,7 @@
     </w:pPr>
     <w:rPr>
       <w:rFonts w:asciiTheme="majorHAnsi" w:eastAsiaTheme="majorEastAsia" w:hAnsiTheme="majorHAnsi" w:cstheme="majorBidi"/>
-      <w:color w:val="4F81BD" w:themeColor="accent1"/>
+      <w:color w:val="000000"/>
       <w:sz w:val="20"/>
       <w:szCs w:val="20"/>
     </w:rPr>
@@ -1813,7 +1814,7 @@
       <w:rFonts w:asciiTheme="majorHAnsi" w:eastAsiaTheme="majorEastAsia" w:hAnsiTheme="majorHAnsi" w:cstheme="majorBidi"/>
       <w:i/>
       <w:iCs/>
-      <w:color w:val="404040" w:themeColor="text1" w:themeTint="BF"/>
+      <w:color w:val="000000"/>
       <w:sz w:val="20"/>
       <w:szCs w:val="20"/>
     </w:rPr>
@@ -1864,7 +1865,7 @@
       <w:rFonts w:asciiTheme="majorHAnsi" w:eastAsiaTheme="majorEastAsia" w:hAnsiTheme="majorHAnsi" w:cstheme="majorBidi"/>
       <w:b/>
       <w:bCs/>
-      <w:color w:val="365F91" w:themeColor="accent1" w:themeShade="BF"/>
+      <w:color w:val="000000"/>
       <w:sz w:val="28"/>
       <w:szCs w:val="28"/>
     </w:rPr>
@@ -1879,7 +1880,7 @@
       <w:rFonts w:asciiTheme="majorHAnsi" w:eastAsiaTheme="majorEastAsia" w:hAnsiTheme="majorHAnsi" w:cstheme="majorBidi"/>
       <w:b/>
       <w:bCs/>
-      <w:color w:val="4F81BD" w:themeColor="accent1"/>
+      <w:color w:val="000000"/>
       <w:sz w:val="26"/>
       <w:szCs w:val="26"/>
     </w:rPr>
@@ -1894,7 +1895,7 @@
       <w:rFonts w:asciiTheme="majorHAnsi" w:eastAsiaTheme="majorEastAsia" w:hAnsiTheme="majorHAnsi" w:cstheme="majorBidi"/>
       <w:b/>
       <w:bCs/>
-      <w:color w:val="4F81BD" w:themeColor="accent1"/>
+      <w:color w:val="000000"/>
     </w:rPr>
   </w:style>
   <w:style w:type="paragraph" w:styleId="Title">
@@ -1914,7 +1915,7 @@
     </w:pPr>
     <w:rPr>
       <w:rFonts w:ascii="Times New Roman" w:hAnsi="Times New Roman" w:eastAsia="Times New Roman" w:cs="Times New Roman"/>
-      <w:color w:val="1F3A68"/>
+      <w:color w:val="000000"/>
       <w:spacing w:val="5"/>
       <w:kern w:val="28"/>
       <w:sz w:val="52"/>
@@ -1929,7 +1930,7 @@
     <w:rsid w:val="00FC693F"/>
     <w:rPr>
       <w:rFonts w:asciiTheme="majorHAnsi" w:eastAsiaTheme="majorEastAsia" w:hAnsiTheme="majorHAnsi" w:cstheme="majorBidi"/>
-      <w:color w:val="17365D" w:themeColor="text2" w:themeShade="BF"/>
+      <w:color w:val="000000"/>
       <w:spacing w:val="5"/>
       <w:kern w:val="28"/>
       <w:sz w:val="52"/>
@@ -1953,7 +1954,7 @@
       <w:rFonts w:asciiTheme="majorHAnsi" w:eastAsiaTheme="majorEastAsia" w:hAnsiTheme="majorHAnsi" w:cstheme="majorBidi"/>
       <w:i/>
       <w:iCs/>
-      <w:color w:val="4F81BD" w:themeColor="accent1"/>
+      <w:color w:val="000000"/>
       <w:spacing w:val="15"/>
       <w:sz w:val="24"/>
       <w:szCs w:val="24"/>
@@ -1969,7 +1970,7 @@
       <w:rFonts w:asciiTheme="majorHAnsi" w:eastAsiaTheme="majorEastAsia" w:hAnsiTheme="majorHAnsi" w:cstheme="majorBidi"/>
       <w:i/>
       <w:iCs/>
-      <w:color w:val="4F81BD" w:themeColor="accent1"/>
+      <w:color w:val="000000"/>
       <w:spacing w:val="15"/>
       <w:sz w:val="24"/>
       <w:szCs w:val="24"/>
@@ -2241,7 +2242,7 @@
     <w:rPr>
       <w:i/>
       <w:iCs/>
-      <w:color w:val="000000" w:themeColor="text1"/>
+      <w:color w:val="000000"/>
     </w:rPr>
   </w:style>
   <w:style w:type="character" w:customStyle="1" w:styleId="QuoteChar">
@@ -2253,7 +2254,7 @@
     <w:rPr>
       <w:i/>
       <w:iCs/>
-      <w:color w:val="000000" w:themeColor="text1"/>
+      <w:color w:val="000000"/>
     </w:rPr>
   </w:style>
   <w:style w:type="character" w:customStyle="1" w:styleId="Heading4Char">
@@ -2269,7 +2270,7 @@
       <w:bCs/>
       <w:i/>
       <w:iCs/>
-      <w:color w:val="4F81BD" w:themeColor="accent1"/>
+      <w:color w:val="000000"/>
     </w:rPr>
   </w:style>
   <w:style w:type="character" w:customStyle="1" w:styleId="Heading5Char">
@@ -2281,7 +2282,7 @@
     <w:rsid w:val="00FC693F"/>
     <w:rPr>
       <w:rFonts w:asciiTheme="majorHAnsi" w:eastAsiaTheme="majorEastAsia" w:hAnsiTheme="majorHAnsi" w:cstheme="majorBidi"/>
-      <w:color w:val="243F60" w:themeColor="accent1" w:themeShade="7F"/>
+      <w:color w:val="000000"/>
     </w:rPr>
   </w:style>
   <w:style w:type="character" w:customStyle="1" w:styleId="Heading6Char">
@@ -2295,7 +2296,7 @@
       <w:rFonts w:asciiTheme="majorHAnsi" w:eastAsiaTheme="majorEastAsia" w:hAnsiTheme="majorHAnsi" w:cstheme="majorBidi"/>
       <w:i/>
       <w:iCs/>
-      <w:color w:val="243F60" w:themeColor="accent1" w:themeShade="7F"/>
+      <w:color w:val="000000"/>
     </w:rPr>
   </w:style>
   <w:style w:type="character" w:customStyle="1" w:styleId="Heading7Char">
@@ -2309,7 +2310,7 @@
       <w:rFonts w:asciiTheme="majorHAnsi" w:eastAsiaTheme="majorEastAsia" w:hAnsiTheme="majorHAnsi" w:cstheme="majorBidi"/>
       <w:i/>
       <w:iCs/>
-      <w:color w:val="404040" w:themeColor="text1" w:themeTint="BF"/>
+      <w:color w:val="000000"/>
     </w:rPr>
   </w:style>
   <w:style w:type="character" w:customStyle="1" w:styleId="Heading8Char">
@@ -2321,7 +2322,7 @@
     <w:rsid w:val="00FC693F"/>
     <w:rPr>
       <w:rFonts w:asciiTheme="majorHAnsi" w:eastAsiaTheme="majorEastAsia" w:hAnsiTheme="majorHAnsi" w:cstheme="majorBidi"/>
-      <w:color w:val="4F81BD" w:themeColor="accent1"/>
+      <w:color w:val="000000"/>
       <w:sz w:val="20"/>
       <w:szCs w:val="20"/>
     </w:rPr>
@@ -2337,7 +2338,7 @@
       <w:rFonts w:asciiTheme="majorHAnsi" w:eastAsiaTheme="majorEastAsia" w:hAnsiTheme="majorHAnsi" w:cstheme="majorBidi"/>
       <w:i/>
       <w:iCs/>
-      <w:color w:val="404040" w:themeColor="text1" w:themeTint="BF"/>
+      <w:color w:val="000000"/>
       <w:sz w:val="20"/>
       <w:szCs w:val="20"/>
     </w:rPr>
@@ -2357,7 +2358,7 @@
     <w:rPr>
       <w:b/>
       <w:bCs/>
-      <w:color w:val="4F81BD" w:themeColor="accent1"/>
+      <w:color w:val="000000"/>
       <w:sz w:val="18"/>
       <w:szCs w:val="18"/>
     </w:rPr>
@@ -2404,7 +2405,7 @@
       <w:bCs/>
       <w:i/>
       <w:iCs/>
-      <w:color w:val="4F81BD" w:themeColor="accent1"/>
+      <w:color w:val="000000"/>
     </w:rPr>
   </w:style>
   <w:style w:type="character" w:customStyle="1" w:styleId="IntenseQuoteChar">
@@ -2418,7 +2419,7 @@
       <w:bCs/>
       <w:i/>
       <w:iCs/>
-      <w:color w:val="4F81BD" w:themeColor="accent1"/>
+      <w:color w:val="000000"/>
     </w:rPr>
   </w:style>
   <w:style w:type="character" w:styleId="SubtleEmphasis">
@@ -2430,7 +2431,7 @@
     <w:rPr>
       <w:i/>
       <w:iCs/>
-      <w:color w:val="808080" w:themeColor="text1" w:themeTint="7F"/>
+      <w:color w:val="000000"/>
     </w:rPr>
   </w:style>
   <w:style w:type="character" w:styleId="IntenseEmphasis">
@@ -2444,7 +2445,7 @@
       <w:bCs/>
       <w:i/>
       <w:iCs/>
-      <w:color w:val="4F81BD" w:themeColor="accent1"/>
+      <w:color w:val="000000"/>
     </w:rPr>
   </w:style>
   <w:style w:type="character" w:styleId="SubtleReference">
@@ -2455,7 +2456,7 @@
     <w:rsid w:val="00FC693F"/>
     <w:rPr>
       <w:smallCaps/>
-      <w:color w:val="C0504D" w:themeColor="accent2"/>
+      <w:color w:val="000000"/>
       <w:u w:val="single"/>
     </w:rPr>
   </w:style>
@@ -2469,7 +2470,7 @@
       <w:b/>
       <w:bCs/>
       <w:smallCaps/>
-      <w:color w:val="C0504D" w:themeColor="accent2"/>
+      <w:color w:val="000000"/>
       <w:spacing w:val="5"/>
       <w:u w:val="single"/>
     </w:rPr>
@@ -2535,7 +2536,7 @@
       <w:spacing w:after="0" w:line="240" w:lineRule="auto"/>
     </w:pPr>
     <w:rPr>
-      <w:color w:val="000000" w:themeColor="text1" w:themeShade="BF"/>
+      <w:color w:val="000000"/>
     </w:rPr>
     <w:tblPr>
       <w:tblStyleRowBandSize w:val="1"/>
@@ -2638,7 +2639,7 @@
       <w:spacing w:after="0" w:line="240" w:lineRule="auto"/>
     </w:pPr>
     <w:rPr>
-      <w:color w:val="365F91" w:themeColor="accent1" w:themeShade="BF"/>
+      <w:color w:val="000000"/>
     </w:rPr>
     <w:tblPr>
       <w:tblStyleRowBandSize w:val="1"/>
@@ -2741,7 +2742,7 @@
       <w:spacing w:after="0" w:line="240" w:lineRule="auto"/>
     </w:pPr>
     <w:rPr>
-      <w:color w:val="943634" w:themeColor="accent2" w:themeShade="BF"/>
+      <w:color w:val="000000"/>
     </w:rPr>
     <w:tblPr>
       <w:tblStyleRowBandSize w:val="1"/>
@@ -2844,7 +2845,7 @@
       <w:spacing w:after="0" w:line="240" w:lineRule="auto"/>
     </w:pPr>
     <w:rPr>
-      <w:color w:val="76923C" w:themeColor="accent3" w:themeShade="BF"/>
+      <w:color w:val="000000"/>
     </w:rPr>
     <w:tblPr>
       <w:tblStyleRowBandSize w:val="1"/>
@@ -2947,7 +2948,7 @@
       <w:spacing w:after="0" w:line="240" w:lineRule="auto"/>
     </w:pPr>
     <w:rPr>
-      <w:color w:val="5F497A" w:themeColor="accent4" w:themeShade="BF"/>
+      <w:color w:val="000000"/>
     </w:rPr>
     <w:tblPr>
       <w:tblStyleRowBandSize w:val="1"/>
@@ -3050,7 +3051,7 @@
       <w:spacing w:after="0" w:line="240" w:lineRule="auto"/>
     </w:pPr>
     <w:rPr>
-      <w:color w:val="31849B" w:themeColor="accent5" w:themeShade="BF"/>
+      <w:color w:val="000000"/>
     </w:rPr>
     <w:tblPr>
       <w:tblStyleRowBandSize w:val="1"/>
@@ -3153,7 +3154,7 @@
       <w:spacing w:after="0" w:line="240" w:lineRule="auto"/>
     </w:pPr>
     <w:rPr>
-      <w:color w:val="E36C0A" w:themeColor="accent6" w:themeShade="BF"/>
+      <w:color w:val="000000"/>
     </w:rPr>
     <w:tblPr>
       <w:tblStyleRowBandSize w:val="1"/>
@@ -3279,7 +3280,7 @@
       <w:rPr>
         <w:b/>
         <w:bCs/>
-        <w:color w:val="FFFFFF" w:themeColor="background1"/>
+        <w:color w:val="000000"/>
       </w:rPr>
       <w:tblPr/>
       <w:tcPr>
@@ -3371,7 +3372,7 @@
       <w:rPr>
         <w:b/>
         <w:bCs/>
-        <w:color w:val="FFFFFF" w:themeColor="background1"/>
+        <w:color w:val="000000"/>
       </w:rPr>
       <w:tblPr/>
       <w:tcPr>
@@ -3463,7 +3464,7 @@
       <w:rPr>
         <w:b/>
         <w:bCs/>
-        <w:color w:val="FFFFFF" w:themeColor="background1"/>
+        <w:color w:val="000000"/>
       </w:rPr>
       <w:tblPr/>
       <w:tcPr>
@@ -3555,7 +3556,7 @@
       <w:rPr>
         <w:b/>
         <w:bCs/>
-        <w:color w:val="FFFFFF" w:themeColor="background1"/>
+        <w:color w:val="000000"/>
       </w:rPr>
       <w:tblPr/>
       <w:tcPr>
@@ -3647,7 +3648,7 @@
       <w:rPr>
         <w:b/>
         <w:bCs/>
-        <w:color w:val="FFFFFF" w:themeColor="background1"/>
+        <w:color w:val="000000"/>
       </w:rPr>
       <w:tblPr/>
       <w:tcPr>
@@ -3739,7 +3740,7 @@
       <w:rPr>
         <w:b/>
         <w:bCs/>
-        <w:color w:val="FFFFFF" w:themeColor="background1"/>
+        <w:color w:val="000000"/>
       </w:rPr>
       <w:tblPr/>
       <w:tcPr>
@@ -3831,7 +3832,7 @@
       <w:rPr>
         <w:b/>
         <w:bCs/>
-        <w:color w:val="FFFFFF" w:themeColor="background1"/>
+        <w:color w:val="000000"/>
       </w:rPr>
       <w:tblPr/>
       <w:tcPr>
@@ -4834,7 +4835,7 @@
       <w:rPr>
         <w:b/>
         <w:bCs/>
-        <w:color w:val="FFFFFF" w:themeColor="background1"/>
+        <w:color w:val="000000"/>
       </w:rPr>
       <w:tblPr/>
       <w:tcPr>
@@ -4940,7 +4941,7 @@
       <w:rPr>
         <w:b/>
         <w:bCs/>
-        <w:color w:val="FFFFFF" w:themeColor="background1"/>
+        <w:color w:val="000000"/>
       </w:rPr>
       <w:tblPr/>
       <w:tcPr>
@@ -5046,7 +5047,7 @@
       <w:rPr>
         <w:b/>
         <w:bCs/>
-        <w:color w:val="FFFFFF" w:themeColor="background1"/>
+        <w:color w:val="000000"/>
       </w:rPr>
       <w:tblPr/>
       <w:tcPr>
@@ -5152,7 +5153,7 @@
       <w:rPr>
         <w:b/>
         <w:bCs/>
-        <w:color w:val="FFFFFF" w:themeColor="background1"/>
+        <w:color w:val="000000"/>
       </w:rPr>
       <w:tblPr/>
       <w:tcPr>
@@ -5258,7 +5259,7 @@
       <w:rPr>
         <w:b/>
         <w:bCs/>
-        <w:color w:val="FFFFFF" w:themeColor="background1"/>
+        <w:color w:val="000000"/>
       </w:rPr>
       <w:tblPr/>
       <w:tcPr>
@@ -5364,7 +5365,7 @@
       <w:rPr>
         <w:b/>
         <w:bCs/>
-        <w:color w:val="FFFFFF" w:themeColor="background1"/>
+        <w:color w:val="000000"/>
       </w:rPr>
       <w:tblPr/>
       <w:tcPr>
@@ -5470,7 +5471,7 @@
       <w:rPr>
         <w:b/>
         <w:bCs/>
-        <w:color w:val="FFFFFF" w:themeColor="background1"/>
+        <w:color w:val="000000"/>
       </w:rPr>
       <w:tblPr/>
       <w:tcPr>
@@ -5573,7 +5574,7 @@
       <w:rPr>
         <w:b/>
         <w:bCs/>
-        <w:color w:val="FFFFFF" w:themeColor="background1"/>
+        <w:color w:val="000000"/>
       </w:rPr>
       <w:tblPr/>
       <w:tcPr>
@@ -5593,7 +5594,7 @@
         <w:spacing w:before="0" w:after="0" w:line="240" w:lineRule="auto"/>
       </w:pPr>
       <w:rPr>
-        <w:color w:val="auto"/>
+        <w:color w:val="000000"/>
       </w:rPr>
       <w:tblPr/>
       <w:tcPr>
@@ -5612,7 +5613,7 @@
       <w:rPr>
         <w:b/>
         <w:bCs/>
-        <w:color w:val="FFFFFF" w:themeColor="background1"/>
+        <w:color w:val="000000"/>
       </w:rPr>
       <w:tblPr/>
       <w:tcPr>
@@ -5631,7 +5632,7 @@
       <w:rPr>
         <w:b/>
         <w:bCs/>
-        <w:color w:val="FFFFFF" w:themeColor="background1"/>
+        <w:color w:val="000000"/>
       </w:rPr>
       <w:tblPr/>
       <w:tcPr>
@@ -5677,7 +5678,7 @@
     </w:tblStylePr>
     <w:tblStylePr w:type="nwCell">
       <w:rPr>
-        <w:color w:val="FFFFFF" w:themeColor="background1"/>
+        <w:color w:val="000000"/>
       </w:rPr>
       <w:tblPr/>
       <w:tcPr>
@@ -5722,7 +5723,7 @@
       <w:rPr>
         <w:b/>
         <w:bCs/>
-        <w:color w:val="FFFFFF" w:themeColor="background1"/>
+        <w:color w:val="000000"/>
       </w:rPr>
       <w:tblPr/>
       <w:tcPr>
@@ -5742,7 +5743,7 @@
         <w:spacing w:before="0" w:after="0" w:line="240" w:lineRule="auto"/>
       </w:pPr>
       <w:rPr>
-        <w:color w:val="auto"/>
+        <w:color w:val="000000"/>
       </w:rPr>
       <w:tblPr/>
       <w:tcPr>
@@ -5761,7 +5762,7 @@
       <w:rPr>
         <w:b/>
         <w:bCs/>
-        <w:color w:val="FFFFFF" w:themeColor="background1"/>
+        <w:color w:val="000000"/>
       </w:rPr>
       <w:tblPr/>
       <w:tcPr>
@@ -5780,7 +5781,7 @@
       <w:rPr>
         <w:b/>
         <w:bCs/>
-        <w:color w:val="FFFFFF" w:themeColor="background1"/>
+        <w:color w:val="000000"/>
       </w:rPr>
       <w:tblPr/>
       <w:tcPr>
@@ -5826,7 +5827,7 @@
     </w:tblStylePr>
     <w:tblStylePr w:type="nwCell">
       <w:rPr>
-        <w:color w:val="FFFFFF" w:themeColor="background1"/>
+        <w:color w:val="000000"/>
       </w:rPr>
       <w:tblPr/>
       <w:tcPr>
@@ -5871,7 +5872,7 @@
       <w:rPr>
         <w:b/>
         <w:bCs/>
-        <w:color w:val="FFFFFF" w:themeColor="background1"/>
+        <w:color w:val="000000"/>
       </w:rPr>
       <w:tblPr/>
       <w:tcPr>
@@ -5891,7 +5892,7 @@
         <w:spacing w:before="0" w:after="0" w:line="240" w:lineRule="auto"/>
       </w:pPr>
       <w:rPr>
-        <w:color w:val="auto"/>
+        <w:color w:val="000000"/>
       </w:rPr>
       <w:tblPr/>
       <w:tcPr>
@@ -5910,7 +5911,7 @@
       <w:rPr>
         <w:b/>
         <w:bCs/>
-        <w:color w:val="FFFFFF" w:themeColor="background1"/>
+        <w:color w:val="000000"/>
       </w:rPr>
       <w:tblPr/>
       <w:tcPr>
@@ -5929,7 +5930,7 @@
       <w:rPr>
         <w:b/>
         <w:bCs/>
-        <w:color w:val="FFFFFF" w:themeColor="background1"/>
+        <w:color w:val="000000"/>
       </w:rPr>
       <w:tblPr/>
       <w:tcPr>
@@ -5975,7 +5976,7 @@
     </w:tblStylePr>
     <w:tblStylePr w:type="nwCell">
       <w:rPr>
-        <w:color w:val="FFFFFF" w:themeColor="background1"/>
+        <w:color w:val="000000"/>
       </w:rPr>
       <w:tblPr/>
       <w:tcPr>
@@ -6020,7 +6021,7 @@
       <w:rPr>
         <w:b/>
         <w:bCs/>
-        <w:color w:val="FFFFFF" w:themeColor="background1"/>
+        <w:color w:val="000000"/>
       </w:rPr>
       <w:tblPr/>
       <w:tcPr>
@@ -6040,7 +6041,7 @@
         <w:spacing w:before="0" w:after="0" w:line="240" w:lineRule="auto"/>
       </w:pPr>
       <w:rPr>
-        <w:color w:val="auto"/>
+        <w:color w:val="000000"/>
       </w:rPr>
       <w:tblPr/>
       <w:tcPr>
@@ -6059,7 +6060,7 @@
       <w:rPr>
         <w:b/>
         <w:bCs/>
-        <w:color w:val="FFFFFF" w:themeColor="background1"/>
+        <w:color w:val="000000"/>
       </w:rPr>
       <w:tblPr/>
       <w:tcPr>
@@ -6078,7 +6079,7 @@
       <w:rPr>
         <w:b/>
         <w:bCs/>
-        <w:color w:val="FFFFFF" w:themeColor="background1"/>
+        <w:color w:val="000000"/>
       </w:rPr>
       <w:tblPr/>
       <w:tcPr>
@@ -6124,7 +6125,7 @@
     </w:tblStylePr>
     <w:tblStylePr w:type="nwCell">
       <w:rPr>
-        <w:color w:val="FFFFFF" w:themeColor="background1"/>
+        <w:color w:val="000000"/>
       </w:rPr>
       <w:tblPr/>
       <w:tcPr>
@@ -6169,7 +6170,7 @@
       <w:rPr>
         <w:b/>
         <w:bCs/>
-        <w:color w:val="FFFFFF" w:themeColor="background1"/>
+        <w:color w:val="000000"/>
       </w:rPr>
       <w:tblPr/>
       <w:tcPr>
@@ -6189,7 +6190,7 @@
         <w:spacing w:before="0" w:after="0" w:line="240" w:lineRule="auto"/>
       </w:pPr>
       <w:rPr>
-        <w:color w:val="auto"/>
+        <w:color w:val="000000"/>
       </w:rPr>
       <w:tblPr/>
       <w:tcPr>
@@ -6208,7 +6209,7 @@
       <w:rPr>
         <w:b/>
         <w:bCs/>
-        <w:color w:val="FFFFFF" w:themeColor="background1"/>
+        <w:color w:val="000000"/>
       </w:rPr>
       <w:tblPr/>
       <w:tcPr>
@@ -6227,7 +6228,7 @@
       <w:rPr>
         <w:b/>
         <w:bCs/>
-        <w:color w:val="FFFFFF" w:themeColor="background1"/>
+        <w:color w:val="000000"/>
       </w:rPr>
       <w:tblPr/>
       <w:tcPr>
@@ -6273,7 +6274,7 @@
     </w:tblStylePr>
     <w:tblStylePr w:type="nwCell">
       <w:rPr>
-        <w:color w:val="FFFFFF" w:themeColor="background1"/>
+        <w:color w:val="000000"/>
       </w:rPr>
       <w:tblPr/>
       <w:tcPr>
@@ -6318,7 +6319,7 @@
       <w:rPr>
         <w:b/>
         <w:bCs/>
-        <w:color w:val="FFFFFF" w:themeColor="background1"/>
+        <w:color w:val="000000"/>
       </w:rPr>
       <w:tblPr/>
       <w:tcPr>
@@ -6338,7 +6339,7 @@
         <w:spacing w:before="0" w:after="0" w:line="240" w:lineRule="auto"/>
       </w:pPr>
       <w:rPr>
-        <w:color w:val="auto"/>
+        <w:color w:val="000000"/>
       </w:rPr>
       <w:tblPr/>
       <w:tcPr>
@@ -6357,7 +6358,7 @@
       <w:rPr>
         <w:b/>
         <w:bCs/>
-        <w:color w:val="FFFFFF" w:themeColor="background1"/>
+        <w:color w:val="000000"/>
       </w:rPr>
       <w:tblPr/>
       <w:tcPr>
@@ -6376,7 +6377,7 @@
       <w:rPr>
         <w:b/>
         <w:bCs/>
-        <w:color w:val="FFFFFF" w:themeColor="background1"/>
+        <w:color w:val="000000"/>
       </w:rPr>
       <w:tblPr/>
       <w:tcPr>
@@ -6422,7 +6423,7 @@
     </w:tblStylePr>
     <w:tblStylePr w:type="nwCell">
       <w:rPr>
-        <w:color w:val="FFFFFF" w:themeColor="background1"/>
+        <w:color w:val="000000"/>
       </w:rPr>
       <w:tblPr/>
       <w:tcPr>
@@ -6467,7 +6468,7 @@
       <w:rPr>
         <w:b/>
         <w:bCs/>
-        <w:color w:val="FFFFFF" w:themeColor="background1"/>
+        <w:color w:val="000000"/>
       </w:rPr>
       <w:tblPr/>
       <w:tcPr>
@@ -6487,7 +6488,7 @@
         <w:spacing w:before="0" w:after="0" w:line="240" w:lineRule="auto"/>
       </w:pPr>
       <w:rPr>
-        <w:color w:val="auto"/>
+        <w:color w:val="000000"/>
       </w:rPr>
       <w:tblPr/>
       <w:tcPr>
@@ -6506,7 +6507,7 @@
       <w:rPr>
         <w:b/>
         <w:bCs/>
-        <w:color w:val="FFFFFF" w:themeColor="background1"/>
+        <w:color w:val="000000"/>
       </w:rPr>
       <w:tblPr/>
       <w:tcPr>
@@ -6525,7 +6526,7 @@
       <w:rPr>
         <w:b/>
         <w:bCs/>
-        <w:color w:val="FFFFFF" w:themeColor="background1"/>
+        <w:color w:val="000000"/>
       </w:rPr>
       <w:tblPr/>
       <w:tcPr>
@@ -6571,7 +6572,7 @@
     </w:tblStylePr>
     <w:tblStylePr w:type="nwCell">
       <w:rPr>
-        <w:color w:val="FFFFFF" w:themeColor="background1"/>
+        <w:color w:val="000000"/>
       </w:rPr>
       <w:tblPr/>
       <w:tcPr>
@@ -6595,7 +6596,7 @@
       <w:spacing w:after="0" w:line="240" w:lineRule="auto"/>
     </w:pPr>
     <w:rPr>
-      <w:color w:val="000000" w:themeColor="text1"/>
+      <w:color w:val="000000"/>
     </w:rPr>
     <w:tblPr>
       <w:tblStyleRowBandSize w:val="1"/>
@@ -6628,7 +6629,7 @@
       <w:rPr>
         <w:b/>
         <w:bCs/>
-        <w:color w:val="1F497D" w:themeColor="text2"/>
+        <w:color w:val="000000"/>
       </w:rPr>
       <w:tblPr/>
       <w:tcPr>
@@ -6679,7 +6680,7 @@
       <w:spacing w:after="0" w:line="240" w:lineRule="auto"/>
     </w:pPr>
     <w:rPr>
-      <w:color w:val="000000" w:themeColor="text1"/>
+      <w:color w:val="000000"/>
     </w:rPr>
     <w:tblPr>
       <w:tblStyleRowBandSize w:val="1"/>
@@ -6712,7 +6713,7 @@
       <w:rPr>
         <w:b/>
         <w:bCs/>
-        <w:color w:val="1F497D" w:themeColor="text2"/>
+        <w:color w:val="000000"/>
       </w:rPr>
       <w:tblPr/>
       <w:tcPr>
@@ -6763,7 +6764,7 @@
       <w:spacing w:after="0" w:line="240" w:lineRule="auto"/>
     </w:pPr>
     <w:rPr>
-      <w:color w:val="000000" w:themeColor="text1"/>
+      <w:color w:val="000000"/>
     </w:rPr>
     <w:tblPr>
       <w:tblStyleRowBandSize w:val="1"/>
@@ -6796,7 +6797,7 @@
       <w:rPr>
         <w:b/>
         <w:bCs/>
-        <w:color w:val="1F497D" w:themeColor="text2"/>
+        <w:color w:val="000000"/>
       </w:rPr>
       <w:tblPr/>
       <w:tcPr>
@@ -6847,7 +6848,7 @@
       <w:spacing w:after="0" w:line="240" w:lineRule="auto"/>
     </w:pPr>
     <w:rPr>
-      <w:color w:val="000000" w:themeColor="text1"/>
+      <w:color w:val="000000"/>
     </w:rPr>
     <w:tblPr>
       <w:tblStyleRowBandSize w:val="1"/>
@@ -6880,7 +6881,7 @@
       <w:rPr>
         <w:b/>
         <w:bCs/>
-        <w:color w:val="1F497D" w:themeColor="text2"/>
+        <w:color w:val="000000"/>
       </w:rPr>
       <w:tblPr/>
       <w:tcPr>
@@ -6931,7 +6932,7 @@
       <w:spacing w:after="0" w:line="240" w:lineRule="auto"/>
     </w:pPr>
     <w:rPr>
-      <w:color w:val="000000" w:themeColor="text1"/>
+      <w:color w:val="000000"/>
     </w:rPr>
     <w:tblPr>
       <w:tblStyleRowBandSize w:val="1"/>
@@ -6964,7 +6965,7 @@
       <w:rPr>
         <w:b/>
         <w:bCs/>
-        <w:color w:val="1F497D" w:themeColor="text2"/>
+        <w:color w:val="000000"/>
       </w:rPr>
       <w:tblPr/>
       <w:tcPr>
@@ -7015,7 +7016,7 @@
       <w:spacing w:after="0" w:line="240" w:lineRule="auto"/>
     </w:pPr>
     <w:rPr>
-      <w:color w:val="000000" w:themeColor="text1"/>
+      <w:color w:val="000000"/>
     </w:rPr>
     <w:tblPr>
       <w:tblStyleRowBandSize w:val="1"/>
@@ -7048,7 +7049,7 @@
       <w:rPr>
         <w:b/>
         <w:bCs/>
-        <w:color w:val="1F497D" w:themeColor="text2"/>
+        <w:color w:val="000000"/>
       </w:rPr>
       <w:tblPr/>
       <w:tcPr>
@@ -7099,7 +7100,7 @@
       <w:spacing w:after="0" w:line="240" w:lineRule="auto"/>
     </w:pPr>
     <w:rPr>
-      <w:color w:val="000000" w:themeColor="text1"/>
+      <w:color w:val="000000"/>
     </w:rPr>
     <w:tblPr>
       <w:tblStyleRowBandSize w:val="1"/>
@@ -7132,7 +7133,7 @@
       <w:rPr>
         <w:b/>
         <w:bCs/>
-        <w:color w:val="1F497D" w:themeColor="text2"/>
+        <w:color w:val="000000"/>
       </w:rPr>
       <w:tblPr/>
       <w:tcPr>
@@ -7184,7 +7185,7 @@
     </w:pPr>
     <w:rPr>
       <w:rFonts w:asciiTheme="majorHAnsi" w:eastAsiaTheme="majorEastAsia" w:hAnsiTheme="majorHAnsi" w:cstheme="majorBidi"/>
-      <w:color w:val="000000" w:themeColor="text1"/>
+      <w:color w:val="000000"/>
     </w:rPr>
     <w:tblPr>
       <w:tblStyleRowBandSize w:val="1"/>
@@ -7312,7 +7313,7 @@
     </w:pPr>
     <w:rPr>
       <w:rFonts w:asciiTheme="majorHAnsi" w:eastAsiaTheme="majorEastAsia" w:hAnsiTheme="majorHAnsi" w:cstheme="majorBidi"/>
-      <w:color w:val="000000" w:themeColor="text1"/>
+      <w:color w:val="000000"/>
     </w:rPr>
     <w:tblPr>
       <w:tblStyleRowBandSize w:val="1"/>
@@ -7440,7 +7441,7 @@
     </w:pPr>
     <w:rPr>
       <w:rFonts w:asciiTheme="majorHAnsi" w:eastAsiaTheme="majorEastAsia" w:hAnsiTheme="majorHAnsi" w:cstheme="majorBidi"/>
-      <w:color w:val="000000" w:themeColor="text1"/>
+      <w:color w:val="000000"/>
     </w:rPr>
     <w:tblPr>
       <w:tblStyleRowBandSize w:val="1"/>
@@ -7568,7 +7569,7 @@
     </w:pPr>
     <w:rPr>
       <w:rFonts w:asciiTheme="majorHAnsi" w:eastAsiaTheme="majorEastAsia" w:hAnsiTheme="majorHAnsi" w:cstheme="majorBidi"/>
-      <w:color w:val="000000" w:themeColor="text1"/>
+      <w:color w:val="000000"/>
     </w:rPr>
     <w:tblPr>
       <w:tblStyleRowBandSize w:val="1"/>
@@ -7696,7 +7697,7 @@
     </w:pPr>
     <w:rPr>
       <w:rFonts w:asciiTheme="majorHAnsi" w:eastAsiaTheme="majorEastAsia" w:hAnsiTheme="majorHAnsi" w:cstheme="majorBidi"/>
-      <w:color w:val="000000" w:themeColor="text1"/>
+      <w:color w:val="000000"/>
     </w:rPr>
     <w:tblPr>
       <w:tblStyleRowBandSize w:val="1"/>
@@ -7824,7 +7825,7 @@
     </w:pPr>
     <w:rPr>
       <w:rFonts w:asciiTheme="majorHAnsi" w:eastAsiaTheme="majorEastAsia" w:hAnsiTheme="majorHAnsi" w:cstheme="majorBidi"/>
-      <w:color w:val="000000" w:themeColor="text1"/>
+      <w:color w:val="000000"/>
     </w:rPr>
     <w:tblPr>
       <w:tblStyleRowBandSize w:val="1"/>
@@ -7952,7 +7953,7 @@
     </w:pPr>
     <w:rPr>
       <w:rFonts w:asciiTheme="majorHAnsi" w:eastAsiaTheme="majorEastAsia" w:hAnsiTheme="majorHAnsi" w:cstheme="majorBidi"/>
-      <w:color w:val="000000" w:themeColor="text1"/>
+      <w:color w:val="000000"/>
     </w:rPr>
     <w:tblPr>
       <w:tblStyleRowBandSize w:val="1"/>
@@ -8591,7 +8592,7 @@
     </w:pPr>
     <w:rPr>
       <w:rFonts w:asciiTheme="majorHAnsi" w:eastAsiaTheme="majorEastAsia" w:hAnsiTheme="majorHAnsi" w:cstheme="majorBidi"/>
-      <w:color w:val="000000" w:themeColor="text1"/>
+      <w:color w:val="000000"/>
     </w:rPr>
     <w:tblPr>
       <w:tblStyleRowBandSize w:val="1"/>
@@ -8619,7 +8620,7 @@
       <w:rPr>
         <w:b/>
         <w:bCs/>
-        <w:color w:val="000000" w:themeColor="text1"/>
+        <w:color w:val="000000"/>
       </w:rPr>
       <w:tblPr/>
       <w:tcPr>
@@ -8630,7 +8631,7 @@
       <w:rPr>
         <w:b/>
         <w:bCs/>
-        <w:color w:val="000000" w:themeColor="text1"/>
+        <w:color w:val="000000"/>
       </w:rPr>
       <w:tblPr/>
       <w:tcPr>
@@ -8649,7 +8650,7 @@
       <w:rPr>
         <w:b/>
         <w:bCs/>
-        <w:color w:val="000000" w:themeColor="text1"/>
+        <w:color w:val="000000"/>
       </w:rPr>
       <w:tblPr/>
       <w:tcPr>
@@ -8668,7 +8669,7 @@
       <w:rPr>
         <w:b w:val="0"/>
         <w:bCs w:val="0"/>
-        <w:color w:val="000000" w:themeColor="text1"/>
+        <w:color w:val="000000"/>
       </w:rPr>
       <w:tblPr/>
       <w:tcPr>
@@ -8716,7 +8717,7 @@
     </w:pPr>
     <w:rPr>
       <w:rFonts w:asciiTheme="majorHAnsi" w:eastAsiaTheme="majorEastAsia" w:hAnsiTheme="majorHAnsi" w:cstheme="majorBidi"/>
-      <w:color w:val="000000" w:themeColor="text1"/>
+      <w:color w:val="000000"/>
     </w:rPr>
     <w:tblPr>
       <w:tblStyleRowBandSize w:val="1"/>
@@ -8744,7 +8745,7 @@
       <w:rPr>
         <w:b/>
         <w:bCs/>
-        <w:color w:val="000000" w:themeColor="text1"/>
+        <w:color w:val="000000"/>
       </w:rPr>
       <w:tblPr/>
       <w:tcPr>
@@ -8755,7 +8756,7 @@
       <w:rPr>
         <w:b/>
         <w:bCs/>
-        <w:color w:val="000000" w:themeColor="text1"/>
+        <w:color w:val="000000"/>
       </w:rPr>
       <w:tblPr/>
       <w:tcPr>
@@ -8774,7 +8775,7 @@
       <w:rPr>
         <w:b/>
         <w:bCs/>
-        <w:color w:val="000000" w:themeColor="text1"/>
+        <w:color w:val="000000"/>
       </w:rPr>
       <w:tblPr/>
       <w:tcPr>
@@ -8793,7 +8794,7 @@
       <w:rPr>
         <w:b w:val="0"/>
         <w:bCs w:val="0"/>
-        <w:color w:val="000000" w:themeColor="text1"/>
+        <w:color w:val="000000"/>
       </w:rPr>
       <w:tblPr/>
       <w:tcPr>
@@ -8841,7 +8842,7 @@
     </w:pPr>
     <w:rPr>
       <w:rFonts w:asciiTheme="majorHAnsi" w:eastAsiaTheme="majorEastAsia" w:hAnsiTheme="majorHAnsi" w:cstheme="majorBidi"/>
-      <w:color w:val="000000" w:themeColor="text1"/>
+      <w:color w:val="000000"/>
     </w:rPr>
     <w:tblPr>
       <w:tblStyleRowBandSize w:val="1"/>
@@ -8869,7 +8870,7 @@
       <w:rPr>
         <w:b/>
         <w:bCs/>
-        <w:color w:val="000000" w:themeColor="text1"/>
+        <w:color w:val="000000"/>
       </w:rPr>
       <w:tblPr/>
       <w:tcPr>
@@ -8880,7 +8881,7 @@
       <w:rPr>
         <w:b/>
         <w:bCs/>
-        <w:color w:val="000000" w:themeColor="text1"/>
+        <w:color w:val="000000"/>
       </w:rPr>
       <w:tblPr/>
       <w:tcPr>
@@ -8899,7 +8900,7 @@
       <w:rPr>
         <w:b/>
         <w:bCs/>
-        <w:color w:val="000000" w:themeColor="text1"/>
+        <w:color w:val="000000"/>
       </w:rPr>
       <w:tblPr/>
       <w:tcPr>
@@ -8918,7 +8919,7 @@
       <w:rPr>
         <w:b w:val="0"/>
         <w:bCs w:val="0"/>
-        <w:color w:val="000000" w:themeColor="text1"/>
+        <w:color w:val="000000"/>
       </w:rPr>
       <w:tblPr/>
       <w:tcPr>
@@ -8966,7 +8967,7 @@
     </w:pPr>
     <w:rPr>
       <w:rFonts w:asciiTheme="majorHAnsi" w:eastAsiaTheme="majorEastAsia" w:hAnsiTheme="majorHAnsi" w:cstheme="majorBidi"/>
-      <w:color w:val="000000" w:themeColor="text1"/>
+      <w:color w:val="000000"/>
     </w:rPr>
     <w:tblPr>
       <w:tblStyleRowBandSize w:val="1"/>
@@ -8994,7 +8995,7 @@
       <w:rPr>
         <w:b/>
         <w:bCs/>
-        <w:color w:val="000000" w:themeColor="text1"/>
+        <w:color w:val="000000"/>
       </w:rPr>
       <w:tblPr/>
       <w:tcPr>
@@ -9005,7 +9006,7 @@
       <w:rPr>
         <w:b/>
         <w:bCs/>
-        <w:color w:val="000000" w:themeColor="text1"/>
+        <w:color w:val="000000"/>
       </w:rPr>
       <w:tblPr/>
       <w:tcPr>
@@ -9024,7 +9025,7 @@
       <w:rPr>
         <w:b/>
         <w:bCs/>
-        <w:color w:val="000000" w:themeColor="text1"/>
+        <w:color w:val="000000"/>
       </w:rPr>
       <w:tblPr/>
       <w:tcPr>
@@ -9043,7 +9044,7 @@
       <w:rPr>
         <w:b w:val="0"/>
         <w:bCs w:val="0"/>
-        <w:color w:val="000000" w:themeColor="text1"/>
+        <w:color w:val="000000"/>
       </w:rPr>
       <w:tblPr/>
       <w:tcPr>
@@ -9091,7 +9092,7 @@
     </w:pPr>
     <w:rPr>
       <w:rFonts w:asciiTheme="majorHAnsi" w:eastAsiaTheme="majorEastAsia" w:hAnsiTheme="majorHAnsi" w:cstheme="majorBidi"/>
-      <w:color w:val="000000" w:themeColor="text1"/>
+      <w:color w:val="000000"/>
     </w:rPr>
     <w:tblPr>
       <w:tblStyleRowBandSize w:val="1"/>
@@ -9119,7 +9120,7 @@
       <w:rPr>
         <w:b/>
         <w:bCs/>
-        <w:color w:val="000000" w:themeColor="text1"/>
+        <w:color w:val="000000"/>
       </w:rPr>
       <w:tblPr/>
       <w:tcPr>
@@ -9130,7 +9131,7 @@
       <w:rPr>
         <w:b/>
         <w:bCs/>
-        <w:color w:val="000000" w:themeColor="text1"/>
+        <w:color w:val="000000"/>
       </w:rPr>
       <w:tblPr/>
       <w:tcPr>
@@ -9149,7 +9150,7 @@
       <w:rPr>
         <w:b/>
         <w:bCs/>
-        <w:color w:val="000000" w:themeColor="text1"/>
+        <w:color w:val="000000"/>
       </w:rPr>
       <w:tblPr/>
       <w:tcPr>
@@ -9168,7 +9169,7 @@
       <w:rPr>
         <w:b w:val="0"/>
         <w:bCs w:val="0"/>
-        <w:color w:val="000000" w:themeColor="text1"/>
+        <w:color w:val="000000"/>
       </w:rPr>
       <w:tblPr/>
       <w:tcPr>
@@ -9216,7 +9217,7 @@
     </w:pPr>
     <w:rPr>
       <w:rFonts w:asciiTheme="majorHAnsi" w:eastAsiaTheme="majorEastAsia" w:hAnsiTheme="majorHAnsi" w:cstheme="majorBidi"/>
-      <w:color w:val="000000" w:themeColor="text1"/>
+      <w:color w:val="000000"/>
     </w:rPr>
     <w:tblPr>
       <w:tblStyleRowBandSize w:val="1"/>
@@ -9244,7 +9245,7 @@
       <w:rPr>
         <w:b/>
         <w:bCs/>
-        <w:color w:val="000000" w:themeColor="text1"/>
+        <w:color w:val="000000"/>
       </w:rPr>
       <w:tblPr/>
       <w:tcPr>
@@ -9255,7 +9256,7 @@
       <w:rPr>
         <w:b/>
         <w:bCs/>
-        <w:color w:val="000000" w:themeColor="text1"/>
+        <w:color w:val="000000"/>
       </w:rPr>
       <w:tblPr/>
       <w:tcPr>
@@ -9274,7 +9275,7 @@
       <w:rPr>
         <w:b/>
         <w:bCs/>
-        <w:color w:val="000000" w:themeColor="text1"/>
+        <w:color w:val="000000"/>
       </w:rPr>
       <w:tblPr/>
       <w:tcPr>
@@ -9293,7 +9294,7 @@
       <w:rPr>
         <w:b w:val="0"/>
         <w:bCs w:val="0"/>
-        <w:color w:val="000000" w:themeColor="text1"/>
+        <w:color w:val="000000"/>
       </w:rPr>
       <w:tblPr/>
       <w:tcPr>
@@ -9341,7 +9342,7 @@
     </w:pPr>
     <w:rPr>
       <w:rFonts w:asciiTheme="majorHAnsi" w:eastAsiaTheme="majorEastAsia" w:hAnsiTheme="majorHAnsi" w:cstheme="majorBidi"/>
-      <w:color w:val="000000" w:themeColor="text1"/>
+      <w:color w:val="000000"/>
     </w:rPr>
     <w:tblPr>
       <w:tblStyleRowBandSize w:val="1"/>
@@ -9369,7 +9370,7 @@
       <w:rPr>
         <w:b/>
         <w:bCs/>
-        <w:color w:val="000000" w:themeColor="text1"/>
+        <w:color w:val="000000"/>
       </w:rPr>
       <w:tblPr/>
       <w:tcPr>
@@ -9380,7 +9381,7 @@
       <w:rPr>
         <w:b/>
         <w:bCs/>
-        <w:color w:val="000000" w:themeColor="text1"/>
+        <w:color w:val="000000"/>
       </w:rPr>
       <w:tblPr/>
       <w:tcPr>
@@ -9399,7 +9400,7 @@
       <w:rPr>
         <w:b/>
         <w:bCs/>
-        <w:color w:val="000000" w:themeColor="text1"/>
+        <w:color w:val="000000"/>
       </w:rPr>
       <w:tblPr/>
       <w:tcPr>
@@ -9418,7 +9419,7 @@
       <w:rPr>
         <w:b w:val="0"/>
         <w:bCs w:val="0"/>
-        <w:color w:val="000000" w:themeColor="text1"/>
+        <w:color w:val="000000"/>
       </w:rPr>
       <w:tblPr/>
       <w:tcPr>
@@ -9492,7 +9493,7 @@
         <w:bCs/>
         <w:i w:val="0"/>
         <w:iCs w:val="0"/>
-        <w:color w:val="FFFFFF" w:themeColor="background1"/>
+        <w:color w:val="000000"/>
       </w:rPr>
       <w:tblPr/>
       <w:tcPr>
@@ -9513,7 +9514,7 @@
         <w:bCs/>
         <w:i w:val="0"/>
         <w:iCs w:val="0"/>
-        <w:color w:val="FFFFFF" w:themeColor="background1"/>
+        <w:color w:val="000000"/>
       </w:rPr>
       <w:tblPr/>
       <w:tcPr>
@@ -9534,7 +9535,7 @@
         <w:bCs/>
         <w:i w:val="0"/>
         <w:iCs w:val="0"/>
-        <w:color w:val="FFFFFF" w:themeColor="background1"/>
+        <w:color w:val="000000"/>
       </w:rPr>
       <w:tblPr/>
       <w:tcPr>
@@ -9553,7 +9554,7 @@
         <w:bCs/>
         <w:i w:val="0"/>
         <w:iCs w:val="0"/>
-        <w:color w:val="FFFFFF" w:themeColor="background1"/>
+        <w:color w:val="000000"/>
       </w:rPr>
       <w:tblPr/>
       <w:tcPr>
@@ -9633,7 +9634,7 @@
         <w:bCs/>
         <w:i w:val="0"/>
         <w:iCs w:val="0"/>
-        <w:color w:val="FFFFFF" w:themeColor="background1"/>
+        <w:color w:val="000000"/>
       </w:rPr>
       <w:tblPr/>
       <w:tcPr>
@@ -9654,7 +9655,7 @@
         <w:bCs/>
         <w:i w:val="0"/>
         <w:iCs w:val="0"/>
-        <w:color w:val="FFFFFF" w:themeColor="background1"/>
+        <w:color w:val="000000"/>
       </w:rPr>
       <w:tblPr/>
       <w:tcPr>
@@ -9675,7 +9676,7 @@
         <w:bCs/>
         <w:i w:val="0"/>
         <w:iCs w:val="0"/>
-        <w:color w:val="FFFFFF" w:themeColor="background1"/>
+        <w:color w:val="000000"/>
       </w:rPr>
       <w:tblPr/>
       <w:tcPr>
@@ -9694,7 +9695,7 @@
         <w:bCs/>
         <w:i w:val="0"/>
         <w:iCs w:val="0"/>
-        <w:color w:val="FFFFFF" w:themeColor="background1"/>
+        <w:color w:val="000000"/>
       </w:rPr>
       <w:tblPr/>
       <w:tcPr>
@@ -9774,7 +9775,7 @@
         <w:bCs/>
         <w:i w:val="0"/>
         <w:iCs w:val="0"/>
-        <w:color w:val="FFFFFF" w:themeColor="background1"/>
+        <w:color w:val="000000"/>
       </w:rPr>
       <w:tblPr/>
       <w:tcPr>
@@ -9795,7 +9796,7 @@
         <w:bCs/>
         <w:i w:val="0"/>
         <w:iCs w:val="0"/>
-        <w:color w:val="FFFFFF" w:themeColor="background1"/>
+        <w:color w:val="000000"/>
       </w:rPr>
       <w:tblPr/>
       <w:tcPr>
@@ -9816,7 +9817,7 @@
         <w:bCs/>
         <w:i w:val="0"/>
         <w:iCs w:val="0"/>
-        <w:color w:val="FFFFFF" w:themeColor="background1"/>
+        <w:color w:val="000000"/>
       </w:rPr>
       <w:tblPr/>
       <w:tcPr>
@@ -9835,7 +9836,7 @@
         <w:bCs/>
         <w:i w:val="0"/>
         <w:iCs w:val="0"/>
-        <w:color w:val="FFFFFF" w:themeColor="background1"/>
+        <w:color w:val="000000"/>
       </w:rPr>
       <w:tblPr/>
       <w:tcPr>
@@ -9915,7 +9916,7 @@
         <w:bCs/>
         <w:i w:val="0"/>
         <w:iCs w:val="0"/>
-        <w:color w:val="FFFFFF" w:themeColor="background1"/>
+        <w:color w:val="000000"/>
       </w:rPr>
       <w:tblPr/>
       <w:tcPr>
@@ -9936,7 +9937,7 @@
         <w:bCs/>
         <w:i w:val="0"/>
         <w:iCs w:val="0"/>
-        <w:color w:val="FFFFFF" w:themeColor="background1"/>
+        <w:color w:val="000000"/>
       </w:rPr>
       <w:tblPr/>
       <w:tcPr>
@@ -9957,7 +9958,7 @@
         <w:bCs/>
         <w:i w:val="0"/>
         <w:iCs w:val="0"/>
-        <w:color w:val="FFFFFF" w:themeColor="background1"/>
+        <w:color w:val="000000"/>
       </w:rPr>
       <w:tblPr/>
       <w:tcPr>
@@ -9976,7 +9977,7 @@
         <w:bCs/>
         <w:i w:val="0"/>
         <w:iCs w:val="0"/>
-        <w:color w:val="FFFFFF" w:themeColor="background1"/>
+        <w:color w:val="000000"/>
       </w:rPr>
       <w:tblPr/>
       <w:tcPr>
@@ -10056,7 +10057,7 @@
         <w:bCs/>
         <w:i w:val="0"/>
         <w:iCs w:val="0"/>
-        <w:color w:val="FFFFFF" w:themeColor="background1"/>
+        <w:color w:val="000000"/>
       </w:rPr>
       <w:tblPr/>
       <w:tcPr>
@@ -10077,7 +10078,7 @@
         <w:bCs/>
         <w:i w:val="0"/>
         <w:iCs w:val="0"/>
-        <w:color w:val="FFFFFF" w:themeColor="background1"/>
+        <w:color w:val="000000"/>
       </w:rPr>
       <w:tblPr/>
       <w:tcPr>
@@ -10098,7 +10099,7 @@
         <w:bCs/>
         <w:i w:val="0"/>
         <w:iCs w:val="0"/>
-        <w:color w:val="FFFFFF" w:themeColor="background1"/>
+        <w:color w:val="000000"/>
       </w:rPr>
       <w:tblPr/>
       <w:tcPr>
@@ -10117,7 +10118,7 @@
         <w:bCs/>
         <w:i w:val="0"/>
         <w:iCs w:val="0"/>
-        <w:color w:val="FFFFFF" w:themeColor="background1"/>
+        <w:color w:val="000000"/>
       </w:rPr>
       <w:tblPr/>
       <w:tcPr>
@@ -10197,7 +10198,7 @@
         <w:bCs/>
         <w:i w:val="0"/>
         <w:iCs w:val="0"/>
-        <w:color w:val="FFFFFF" w:themeColor="background1"/>
+        <w:color w:val="000000"/>
       </w:rPr>
       <w:tblPr/>
       <w:tcPr>
@@ -10218,7 +10219,7 @@
         <w:bCs/>
         <w:i w:val="0"/>
         <w:iCs w:val="0"/>
-        <w:color w:val="FFFFFF" w:themeColor="background1"/>
+        <w:color w:val="000000"/>
       </w:rPr>
       <w:tblPr/>
       <w:tcPr>
@@ -10239,7 +10240,7 @@
         <w:bCs/>
         <w:i w:val="0"/>
         <w:iCs w:val="0"/>
-        <w:color w:val="FFFFFF" w:themeColor="background1"/>
+        <w:color w:val="000000"/>
       </w:rPr>
       <w:tblPr/>
       <w:tcPr>
@@ -10258,7 +10259,7 @@
         <w:bCs/>
         <w:i w:val="0"/>
         <w:iCs w:val="0"/>
-        <w:color w:val="FFFFFF" w:themeColor="background1"/>
+        <w:color w:val="000000"/>
       </w:rPr>
       <w:tblPr/>
       <w:tcPr>
@@ -10338,7 +10339,7 @@
         <w:bCs/>
         <w:i w:val="0"/>
         <w:iCs w:val="0"/>
-        <w:color w:val="FFFFFF" w:themeColor="background1"/>
+        <w:color w:val="000000"/>
       </w:rPr>
       <w:tblPr/>
       <w:tcPr>
@@ -10359,7 +10360,7 @@
         <w:bCs/>
         <w:i w:val="0"/>
         <w:iCs w:val="0"/>
-        <w:color w:val="FFFFFF" w:themeColor="background1"/>
+        <w:color w:val="000000"/>
       </w:rPr>
       <w:tblPr/>
       <w:tcPr>
@@ -10380,7 +10381,7 @@
         <w:bCs/>
         <w:i w:val="0"/>
         <w:iCs w:val="0"/>
-        <w:color w:val="FFFFFF" w:themeColor="background1"/>
+        <w:color w:val="000000"/>
       </w:rPr>
       <w:tblPr/>
       <w:tcPr>
@@ -10399,7 +10400,7 @@
         <w:bCs/>
         <w:i w:val="0"/>
         <w:iCs w:val="0"/>
-        <w:color w:val="FFFFFF" w:themeColor="background1"/>
+        <w:color w:val="000000"/>
       </w:rPr>
       <w:tblPr/>
       <w:tcPr>
@@ -10452,7 +10453,7 @@
       <w:spacing w:after="0" w:line="240" w:lineRule="auto"/>
     </w:pPr>
     <w:rPr>
-      <w:color w:val="FFFFFF" w:themeColor="background1"/>
+      <w:color w:val="000000"/>
     </w:rPr>
     <w:tblPr>
       <w:tblStyleRowBandSize w:val="1"/>
@@ -10566,7 +10567,7 @@
       <w:spacing w:after="0" w:line="240" w:lineRule="auto"/>
     </w:pPr>
     <w:rPr>
-      <w:color w:val="FFFFFF" w:themeColor="background1"/>
+      <w:color w:val="000000"/>
     </w:rPr>
     <w:tblPr>
       <w:tblStyleRowBandSize w:val="1"/>
@@ -10680,7 +10681,7 @@
       <w:spacing w:after="0" w:line="240" w:lineRule="auto"/>
     </w:pPr>
     <w:rPr>
-      <w:color w:val="FFFFFF" w:themeColor="background1"/>
+      <w:color w:val="000000"/>
     </w:rPr>
     <w:tblPr>
       <w:tblStyleRowBandSize w:val="1"/>
@@ -10794,7 +10795,7 @@
       <w:spacing w:after="0" w:line="240" w:lineRule="auto"/>
     </w:pPr>
     <w:rPr>
-      <w:color w:val="FFFFFF" w:themeColor="background1"/>
+      <w:color w:val="000000"/>
     </w:rPr>
     <w:tblPr>
       <w:tblStyleRowBandSize w:val="1"/>
@@ -10908,7 +10909,7 @@
       <w:spacing w:after="0" w:line="240" w:lineRule="auto"/>
     </w:pPr>
     <w:rPr>
-      <w:color w:val="FFFFFF" w:themeColor="background1"/>
+      <w:color w:val="000000"/>
     </w:rPr>
     <w:tblPr>
       <w:tblStyleRowBandSize w:val="1"/>
@@ -11022,7 +11023,7 @@
       <w:spacing w:after="0" w:line="240" w:lineRule="auto"/>
     </w:pPr>
     <w:rPr>
-      <w:color w:val="FFFFFF" w:themeColor="background1"/>
+      <w:color w:val="000000"/>
     </w:rPr>
     <w:tblPr>
       <w:tblStyleRowBandSize w:val="1"/>
@@ -11136,7 +11137,7 @@
       <w:spacing w:after="0" w:line="240" w:lineRule="auto"/>
     </w:pPr>
     <w:rPr>
-      <w:color w:val="FFFFFF" w:themeColor="background1"/>
+      <w:color w:val="000000"/>
     </w:rPr>
     <w:tblPr>
       <w:tblStyleRowBandSize w:val="1"/>
@@ -11250,7 +11251,7 @@
       <w:spacing w:after="0" w:line="240" w:lineRule="auto"/>
     </w:pPr>
     <w:rPr>
-      <w:color w:val="000000" w:themeColor="text1"/>
+      <w:color w:val="000000"/>
     </w:rPr>
     <w:tblPr>
       <w:tblStyleRowBandSize w:val="1"/>
@@ -11296,7 +11297,7 @@
       <w:rPr>
         <w:b/>
         <w:bCs/>
-        <w:color w:val="FFFFFF" w:themeColor="background1"/>
+        <w:color w:val="000000"/>
       </w:rPr>
       <w:tblPr/>
       <w:tcPr>
@@ -11308,7 +11309,7 @@
     </w:tblStylePr>
     <w:tblStylePr w:type="firstCol">
       <w:rPr>
-        <w:color w:val="FFFFFF" w:themeColor="background1"/>
+        <w:color w:val="000000"/>
       </w:rPr>
       <w:tblPr/>
       <w:tcPr>
@@ -11325,7 +11326,7 @@
     </w:tblStylePr>
     <w:tblStylePr w:type="lastCol">
       <w:rPr>
-        <w:color w:val="FFFFFF" w:themeColor="background1"/>
+        <w:color w:val="000000"/>
       </w:rPr>
       <w:tblPr/>
       <w:tcPr>
@@ -11354,12 +11355,12 @@
     </w:tblStylePr>
     <w:tblStylePr w:type="neCell">
       <w:rPr>
-        <w:color w:val="000000" w:themeColor="text1"/>
+        <w:color w:val="000000"/>
       </w:rPr>
     </w:tblStylePr>
     <w:tblStylePr w:type="nwCell">
       <w:rPr>
-        <w:color w:val="000000" w:themeColor="text1"/>
+        <w:color w:val="000000"/>
       </w:rPr>
     </w:tblStylePr>
   </w:style>
@@ -11372,7 +11373,7 @@
       <w:spacing w:after="0" w:line="240" w:lineRule="auto"/>
     </w:pPr>
     <w:rPr>
-      <w:color w:val="000000" w:themeColor="text1"/>
+      <w:color w:val="000000"/>
     </w:rPr>
     <w:tblPr>
       <w:tblStyleRowBandSize w:val="1"/>
@@ -11418,7 +11419,7 @@
       <w:rPr>
         <w:b/>
         <w:bCs/>
-        <w:color w:val="FFFFFF" w:themeColor="background1"/>
+        <w:color w:val="000000"/>
       </w:rPr>
       <w:tblPr/>
       <w:tcPr>
@@ -11430,7 +11431,7 @@
     </w:tblStylePr>
     <w:tblStylePr w:type="firstCol">
       <w:rPr>
-        <w:color w:val="FFFFFF" w:themeColor="background1"/>
+        <w:color w:val="000000"/>
       </w:rPr>
       <w:tblPr/>
       <w:tcPr>
@@ -11447,7 +11448,7 @@
     </w:tblStylePr>
     <w:tblStylePr w:type="lastCol">
       <w:rPr>
-        <w:color w:val="FFFFFF" w:themeColor="background1"/>
+        <w:color w:val="000000"/>
       </w:rPr>
       <w:tblPr/>
       <w:tcPr>
@@ -11476,12 +11477,12 @@
     </w:tblStylePr>
     <w:tblStylePr w:type="neCell">
       <w:rPr>
-        <w:color w:val="000000" w:themeColor="text1"/>
+        <w:color w:val="000000"/>
       </w:rPr>
     </w:tblStylePr>
     <w:tblStylePr w:type="nwCell">
       <w:rPr>
-        <w:color w:val="000000" w:themeColor="text1"/>
+        <w:color w:val="000000"/>
       </w:rPr>
     </w:tblStylePr>
   </w:style>
@@ -11494,7 +11495,7 @@
       <w:spacing w:after="0" w:line="240" w:lineRule="auto"/>
     </w:pPr>
     <w:rPr>
-      <w:color w:val="000000" w:themeColor="text1"/>
+      <w:color w:val="000000"/>
     </w:rPr>
     <w:tblPr>
       <w:tblStyleRowBandSize w:val="1"/>
@@ -11540,7 +11541,7 @@
       <w:rPr>
         <w:b/>
         <w:bCs/>
-        <w:color w:val="FFFFFF" w:themeColor="background1"/>
+        <w:color w:val="000000"/>
       </w:rPr>
       <w:tblPr/>
       <w:tcPr>
@@ -11552,7 +11553,7 @@
     </w:tblStylePr>
     <w:tblStylePr w:type="firstCol">
       <w:rPr>
-        <w:color w:val="FFFFFF" w:themeColor="background1"/>
+        <w:color w:val="000000"/>
       </w:rPr>
       <w:tblPr/>
       <w:tcPr>
@@ -11569,7 +11570,7 @@
     </w:tblStylePr>
     <w:tblStylePr w:type="lastCol">
       <w:rPr>
-        <w:color w:val="FFFFFF" w:themeColor="background1"/>
+        <w:color w:val="000000"/>
       </w:rPr>
       <w:tblPr/>
       <w:tcPr>
@@ -11598,12 +11599,12 @@
     </w:tblStylePr>
     <w:tblStylePr w:type="neCell">
       <w:rPr>
-        <w:color w:val="000000" w:themeColor="text1"/>
+        <w:color w:val="000000"/>
       </w:rPr>
     </w:tblStylePr>
     <w:tblStylePr w:type="nwCell">
       <w:rPr>
-        <w:color w:val="000000" w:themeColor="text1"/>
+        <w:color w:val="000000"/>
       </w:rPr>
     </w:tblStylePr>
   </w:style>
@@ -11616,7 +11617,7 @@
       <w:spacing w:after="0" w:line="240" w:lineRule="auto"/>
     </w:pPr>
     <w:rPr>
-      <w:color w:val="000000" w:themeColor="text1"/>
+      <w:color w:val="000000"/>
     </w:rPr>
     <w:tblPr>
       <w:tblStyleRowBandSize w:val="1"/>
@@ -11662,7 +11663,7 @@
       <w:rPr>
         <w:b/>
         <w:bCs/>
-        <w:color w:val="FFFFFF" w:themeColor="background1"/>
+        <w:color w:val="000000"/>
       </w:rPr>
       <w:tblPr/>
       <w:tcPr>
@@ -11674,7 +11675,7 @@
     </w:tblStylePr>
     <w:tblStylePr w:type="firstCol">
       <w:rPr>
-        <w:color w:val="FFFFFF" w:themeColor="background1"/>
+        <w:color w:val="000000"/>
       </w:rPr>
       <w:tblPr/>
       <w:tcPr>
@@ -11691,7 +11692,7 @@
     </w:tblStylePr>
     <w:tblStylePr w:type="lastCol">
       <w:rPr>
-        <w:color w:val="FFFFFF" w:themeColor="background1"/>
+        <w:color w:val="000000"/>
       </w:rPr>
       <w:tblPr/>
       <w:tcPr>
@@ -11728,7 +11729,7 @@
       <w:spacing w:after="0" w:line="240" w:lineRule="auto"/>
     </w:pPr>
     <w:rPr>
-      <w:color w:val="000000" w:themeColor="text1"/>
+      <w:color w:val="000000"/>
     </w:rPr>
     <w:tblPr>
       <w:tblStyleRowBandSize w:val="1"/>
@@ -11774,7 +11775,7 @@
       <w:rPr>
         <w:b/>
         <w:bCs/>
-        <w:color w:val="FFFFFF" w:themeColor="background1"/>
+        <w:color w:val="000000"/>
       </w:rPr>
       <w:tblPr/>
       <w:tcPr>
@@ -11786,7 +11787,7 @@
     </w:tblStylePr>
     <w:tblStylePr w:type="firstCol">
       <w:rPr>
-        <w:color w:val="FFFFFF" w:themeColor="background1"/>
+        <w:color w:val="000000"/>
       </w:rPr>
       <w:tblPr/>
       <w:tcPr>
@@ -11803,7 +11804,7 @@
     </w:tblStylePr>
     <w:tblStylePr w:type="lastCol">
       <w:rPr>
-        <w:color w:val="FFFFFF" w:themeColor="background1"/>
+        <w:color w:val="000000"/>
       </w:rPr>
       <w:tblPr/>
       <w:tcPr>
@@ -11832,12 +11833,12 @@
     </w:tblStylePr>
     <w:tblStylePr w:type="neCell">
       <w:rPr>
-        <w:color w:val="000000" w:themeColor="text1"/>
+        <w:color w:val="000000"/>
       </w:rPr>
     </w:tblStylePr>
     <w:tblStylePr w:type="nwCell">
       <w:rPr>
-        <w:color w:val="000000" w:themeColor="text1"/>
+        <w:color w:val="000000"/>
       </w:rPr>
     </w:tblStylePr>
   </w:style>
@@ -11850,7 +11851,7 @@
       <w:spacing w:after="0" w:line="240" w:lineRule="auto"/>
     </w:pPr>
     <w:rPr>
-      <w:color w:val="000000" w:themeColor="text1"/>
+      <w:color w:val="000000"/>
     </w:rPr>
     <w:tblPr>
       <w:tblStyleRowBandSize w:val="1"/>
@@ -11896,7 +11897,7 @@
       <w:rPr>
         <w:b/>
         <w:bCs/>
-        <w:color w:val="FFFFFF" w:themeColor="background1"/>
+        <w:color w:val="000000"/>
       </w:rPr>
       <w:tblPr/>
       <w:tcPr>
@@ -11908,7 +11909,7 @@
     </w:tblStylePr>
     <w:tblStylePr w:type="firstCol">
       <w:rPr>
-        <w:color w:val="FFFFFF" w:themeColor="background1"/>
+        <w:color w:val="000000"/>
       </w:rPr>
       <w:tblPr/>
       <w:tcPr>
@@ -11925,7 +11926,7 @@
     </w:tblStylePr>
     <w:tblStylePr w:type="lastCol">
       <w:rPr>
-        <w:color w:val="FFFFFF" w:themeColor="background1"/>
+        <w:color w:val="000000"/>
       </w:rPr>
       <w:tblPr/>
       <w:tcPr>
@@ -11954,12 +11955,12 @@
     </w:tblStylePr>
     <w:tblStylePr w:type="neCell">
       <w:rPr>
-        <w:color w:val="000000" w:themeColor="text1"/>
+        <w:color w:val="000000"/>
       </w:rPr>
     </w:tblStylePr>
     <w:tblStylePr w:type="nwCell">
       <w:rPr>
-        <w:color w:val="000000" w:themeColor="text1"/>
+        <w:color w:val="000000"/>
       </w:rPr>
     </w:tblStylePr>
   </w:style>
@@ -11972,7 +11973,7 @@
       <w:spacing w:after="0" w:line="240" w:lineRule="auto"/>
     </w:pPr>
     <w:rPr>
-      <w:color w:val="000000" w:themeColor="text1"/>
+      <w:color w:val="000000"/>
     </w:rPr>
     <w:tblPr>
       <w:tblStyleRowBandSize w:val="1"/>
@@ -12018,7 +12019,7 @@
       <w:rPr>
         <w:b/>
         <w:bCs/>
-        <w:color w:val="FFFFFF" w:themeColor="background1"/>
+        <w:color w:val="000000"/>
       </w:rPr>
       <w:tblPr/>
       <w:tcPr>
@@ -12030,7 +12031,7 @@
     </w:tblStylePr>
     <w:tblStylePr w:type="firstCol">
       <w:rPr>
-        <w:color w:val="FFFFFF" w:themeColor="background1"/>
+        <w:color w:val="000000"/>
       </w:rPr>
       <w:tblPr/>
       <w:tcPr>
@@ -12047,7 +12048,7 @@
     </w:tblStylePr>
     <w:tblStylePr w:type="lastCol">
       <w:rPr>
-        <w:color w:val="FFFFFF" w:themeColor="background1"/>
+        <w:color w:val="000000"/>
       </w:rPr>
       <w:tblPr/>
       <w:tcPr>
@@ -12076,12 +12077,12 @@
     </w:tblStylePr>
     <w:tblStylePr w:type="neCell">
       <w:rPr>
-        <w:color w:val="000000" w:themeColor="text1"/>
+        <w:color w:val="000000"/>
       </w:rPr>
     </w:tblStylePr>
     <w:tblStylePr w:type="nwCell">
       <w:rPr>
-        <w:color w:val="000000" w:themeColor="text1"/>
+        <w:color w:val="000000"/>
       </w:rPr>
     </w:tblStylePr>
   </w:style>
@@ -12094,7 +12095,7 @@
       <w:spacing w:after="0" w:line="240" w:lineRule="auto"/>
     </w:pPr>
     <w:rPr>
-      <w:color w:val="000000" w:themeColor="text1"/>
+      <w:color w:val="000000"/>
     </w:rPr>
     <w:tblPr>
       <w:tblStyleRowBandSize w:val="1"/>
@@ -12114,7 +12115,7 @@
       <w:rPr>
         <w:b/>
         <w:bCs/>
-        <w:color w:val="FFFFFF" w:themeColor="background1"/>
+        <w:color w:val="000000"/>
       </w:rPr>
       <w:tblPr/>
       <w:tcPr>
@@ -12128,7 +12129,7 @@
       <w:rPr>
         <w:b/>
         <w:bCs/>
-        <w:color w:val="9E3A38" w:themeColor="accent2" w:themeShade="CC"/>
+        <w:color w:val="000000"/>
       </w:rPr>
       <w:tblPr/>
       <w:tcPr>
@@ -12180,7 +12181,7 @@
       <w:spacing w:after="0" w:line="240" w:lineRule="auto"/>
     </w:pPr>
     <w:rPr>
-      <w:color w:val="000000" w:themeColor="text1"/>
+      <w:color w:val="000000"/>
     </w:rPr>
     <w:tblPr>
       <w:tblStyleRowBandSize w:val="1"/>
@@ -12200,7 +12201,7 @@
       <w:rPr>
         <w:b/>
         <w:bCs/>
-        <w:color w:val="FFFFFF" w:themeColor="background1"/>
+        <w:color w:val="000000"/>
       </w:rPr>
       <w:tblPr/>
       <w:tcPr>
@@ -12214,7 +12215,7 @@
       <w:rPr>
         <w:b/>
         <w:bCs/>
-        <w:color w:val="9E3A38" w:themeColor="accent2" w:themeShade="CC"/>
+        <w:color w:val="000000"/>
       </w:rPr>
       <w:tblPr/>
       <w:tcPr>
@@ -12266,7 +12267,7 @@
       <w:spacing w:after="0" w:line="240" w:lineRule="auto"/>
     </w:pPr>
     <w:rPr>
-      <w:color w:val="000000" w:themeColor="text1"/>
+      <w:color w:val="000000"/>
     </w:rPr>
     <w:tblPr>
       <w:tblStyleRowBandSize w:val="1"/>
@@ -12286,7 +12287,7 @@
       <w:rPr>
         <w:b/>
         <w:bCs/>
-        <w:color w:val="FFFFFF" w:themeColor="background1"/>
+        <w:color w:val="000000"/>
       </w:rPr>
       <w:tblPr/>
       <w:tcPr>
@@ -12300,7 +12301,7 @@
       <w:rPr>
         <w:b/>
         <w:bCs/>
-        <w:color w:val="9E3A38" w:themeColor="accent2" w:themeShade="CC"/>
+        <w:color w:val="000000"/>
       </w:rPr>
       <w:tblPr/>
       <w:tcPr>
@@ -12352,7 +12353,7 @@
       <w:spacing w:after="0" w:line="240" w:lineRule="auto"/>
     </w:pPr>
     <w:rPr>
-      <w:color w:val="000000" w:themeColor="text1"/>
+      <w:color w:val="000000"/>
     </w:rPr>
     <w:tblPr>
       <w:tblStyleRowBandSize w:val="1"/>
@@ -12372,7 +12373,7 @@
       <w:rPr>
         <w:b/>
         <w:bCs/>
-        <w:color w:val="FFFFFF" w:themeColor="background1"/>
+        <w:color w:val="000000"/>
       </w:rPr>
       <w:tblPr/>
       <w:tcPr>
@@ -12386,7 +12387,7 @@
       <w:rPr>
         <w:b/>
         <w:bCs/>
-        <w:color w:val="664E82" w:themeColor="accent4" w:themeShade="CC"/>
+        <w:color w:val="000000"/>
       </w:rPr>
       <w:tblPr/>
       <w:tcPr>
@@ -12438,7 +12439,7 @@
       <w:spacing w:after="0" w:line="240" w:lineRule="auto"/>
     </w:pPr>
     <w:rPr>
-      <w:color w:val="000000" w:themeColor="text1"/>
+      <w:color w:val="000000"/>
     </w:rPr>
     <w:tblPr>
       <w:tblStyleRowBandSize w:val="1"/>
@@ -12458,7 +12459,7 @@
       <w:rPr>
         <w:b/>
         <w:bCs/>
-        <w:color w:val="FFFFFF" w:themeColor="background1"/>
+        <w:color w:val="000000"/>
       </w:rPr>
       <w:tblPr/>
       <w:tcPr>
@@ -12472,7 +12473,7 @@
       <w:rPr>
         <w:b/>
         <w:bCs/>
-        <w:color w:val="7E9C40" w:themeColor="accent3" w:themeShade="CC"/>
+        <w:color w:val="000000"/>
       </w:rPr>
       <w:tblPr/>
       <w:tcPr>
@@ -12524,7 +12525,7 @@
       <w:spacing w:after="0" w:line="240" w:lineRule="auto"/>
     </w:pPr>
     <w:rPr>
-      <w:color w:val="000000" w:themeColor="text1"/>
+      <w:color w:val="000000"/>
     </w:rPr>
     <w:tblPr>
       <w:tblStyleRowBandSize w:val="1"/>
@@ -12544,7 +12545,7 @@
       <w:rPr>
         <w:b/>
         <w:bCs/>
-        <w:color w:val="FFFFFF" w:themeColor="background1"/>
+        <w:color w:val="000000"/>
       </w:rPr>
       <w:tblPr/>
       <w:tcPr>
@@ -12558,7 +12559,7 @@
       <w:rPr>
         <w:b/>
         <w:bCs/>
-        <w:color w:val="F2730A" w:themeColor="accent6" w:themeShade="CC"/>
+        <w:color w:val="000000"/>
       </w:rPr>
       <w:tblPr/>
       <w:tcPr>
@@ -12610,7 +12611,7 @@
       <w:spacing w:after="0" w:line="240" w:lineRule="auto"/>
     </w:pPr>
     <w:rPr>
-      <w:color w:val="000000" w:themeColor="text1"/>
+      <w:color w:val="000000"/>
     </w:rPr>
     <w:tblPr>
       <w:tblStyleRowBandSize w:val="1"/>
@@ -12630,7 +12631,7 @@
       <w:rPr>
         <w:b/>
         <w:bCs/>
-        <w:color w:val="FFFFFF" w:themeColor="background1"/>
+        <w:color w:val="000000"/>
       </w:rPr>
       <w:tblPr/>
       <w:tcPr>
@@ -12644,7 +12645,7 @@
       <w:rPr>
         <w:b/>
         <w:bCs/>
-        <w:color w:val="348DA5" w:themeColor="accent5" w:themeShade="CC"/>
+        <w:color w:val="000000"/>
       </w:rPr>
       <w:tblPr/>
       <w:tcPr>
@@ -12696,7 +12697,7 @@
       <w:spacing w:after="0" w:line="240" w:lineRule="auto"/>
     </w:pPr>
     <w:rPr>
-      <w:color w:val="000000" w:themeColor="text1"/>
+      <w:color w:val="000000"/>
     </w:rPr>
     <w:tblPr>
       <w:tblStyleRowBandSize w:val="1"/>
@@ -12729,7 +12730,7 @@
       <w:rPr>
         <w:b/>
         <w:bCs/>
-        <w:color w:val="000000" w:themeColor="text1"/>
+        <w:color w:val="000000"/>
       </w:rPr>
       <w:tblPr/>
       <w:tcPr>
@@ -12738,7 +12739,7 @@
     </w:tblStylePr>
     <w:tblStylePr w:type="firstCol">
       <w:rPr>
-        <w:color w:val="FFFFFF" w:themeColor="background1"/>
+        <w:color w:val="000000"/>
       </w:rPr>
       <w:tblPr/>
       <w:tcPr>
@@ -12747,7 +12748,7 @@
     </w:tblStylePr>
     <w:tblStylePr w:type="lastCol">
       <w:rPr>
-        <w:color w:val="FFFFFF" w:themeColor="background1"/>
+        <w:color w:val="000000"/>
       </w:rPr>
       <w:tblPr/>
       <w:tcPr>
@@ -12776,7 +12777,7 @@
       <w:spacing w:after="0" w:line="240" w:lineRule="auto"/>
     </w:pPr>
     <w:rPr>
-      <w:color w:val="000000" w:themeColor="text1"/>
+      <w:color w:val="000000"/>
     </w:rPr>
     <w:tblPr>
       <w:tblStyleRowBandSize w:val="1"/>
@@ -12809,7 +12810,7 @@
       <w:rPr>
         <w:b/>
         <w:bCs/>
-        <w:color w:val="000000" w:themeColor="text1"/>
+        <w:color w:val="000000"/>
       </w:rPr>
       <w:tblPr/>
       <w:tcPr>
@@ -12818,7 +12819,7 @@
     </w:tblStylePr>
     <w:tblStylePr w:type="firstCol">
       <w:rPr>
-        <w:color w:val="FFFFFF" w:themeColor="background1"/>
+        <w:color w:val="000000"/>
       </w:rPr>
       <w:tblPr/>
       <w:tcPr>
@@ -12827,7 +12828,7 @@
     </w:tblStylePr>
     <w:tblStylePr w:type="lastCol">
       <w:rPr>
-        <w:color w:val="FFFFFF" w:themeColor="background1"/>
+        <w:color w:val="000000"/>
       </w:rPr>
       <w:tblPr/>
       <w:tcPr>
@@ -12856,7 +12857,7 @@
       <w:spacing w:after="0" w:line="240" w:lineRule="auto"/>
     </w:pPr>
     <w:rPr>
-      <w:color w:val="000000" w:themeColor="text1"/>
+      <w:color w:val="000000"/>
     </w:rPr>
     <w:tblPr>
       <w:tblStyleRowBandSize w:val="1"/>
@@ -12889,7 +12890,7 @@
       <w:rPr>
         <w:b/>
         <w:bCs/>
-        <w:color w:val="000000" w:themeColor="text1"/>
+        <w:color w:val="000000"/>
       </w:rPr>
       <w:tblPr/>
       <w:tcPr>
@@ -12898,7 +12899,7 @@
     </w:tblStylePr>
     <w:tblStylePr w:type="firstCol">
       <w:rPr>
-        <w:color w:val="FFFFFF" w:themeColor="background1"/>
+        <w:color w:val="000000"/>
       </w:rPr>
       <w:tblPr/>
       <w:tcPr>
@@ -12907,7 +12908,7 @@
     </w:tblStylePr>
     <w:tblStylePr w:type="lastCol">
       <w:rPr>
-        <w:color w:val="FFFFFF" w:themeColor="background1"/>
+        <w:color w:val="000000"/>
       </w:rPr>
       <w:tblPr/>
       <w:tcPr>
@@ -12936,7 +12937,7 @@
       <w:spacing w:after="0" w:line="240" w:lineRule="auto"/>
     </w:pPr>
     <w:rPr>
-      <w:color w:val="000000" w:themeColor="text1"/>
+      <w:color w:val="000000"/>
     </w:rPr>
     <w:tblPr>
       <w:tblStyleRowBandSize w:val="1"/>
@@ -12969,7 +12970,7 @@
       <w:rPr>
         <w:b/>
         <w:bCs/>
-        <w:color w:val="000000" w:themeColor="text1"/>
+        <w:color w:val="000000"/>
       </w:rPr>
       <w:tblPr/>
       <w:tcPr>
@@ -12978,7 +12979,7 @@
     </w:tblStylePr>
     <w:tblStylePr w:type="firstCol">
       <w:rPr>
-        <w:color w:val="FFFFFF" w:themeColor="background1"/>
+        <w:color w:val="000000"/>
       </w:rPr>
       <w:tblPr/>
       <w:tcPr>
@@ -12987,7 +12988,7 @@
     </w:tblStylePr>
     <w:tblStylePr w:type="lastCol">
       <w:rPr>
-        <w:color w:val="FFFFFF" w:themeColor="background1"/>
+        <w:color w:val="000000"/>
       </w:rPr>
       <w:tblPr/>
       <w:tcPr>
@@ -13016,7 +13017,7 @@
       <w:spacing w:after="0" w:line="240" w:lineRule="auto"/>
     </w:pPr>
     <w:rPr>
-      <w:color w:val="000000" w:themeColor="text1"/>
+      <w:color w:val="000000"/>
     </w:rPr>
     <w:tblPr>
       <w:tblStyleRowBandSize w:val="1"/>
@@ -13049,7 +13050,7 @@
       <w:rPr>
         <w:b/>
         <w:bCs/>
-        <w:color w:val="000000" w:themeColor="text1"/>
+        <w:color w:val="000000"/>
       </w:rPr>
       <w:tblPr/>
       <w:tcPr>
@@ -13058,7 +13059,7 @@
     </w:tblStylePr>
     <w:tblStylePr w:type="firstCol">
       <w:rPr>
-        <w:color w:val="FFFFFF" w:themeColor="background1"/>
+        <w:color w:val="000000"/>
       </w:rPr>
       <w:tblPr/>
       <w:tcPr>
@@ -13067,7 +13068,7 @@
     </w:tblStylePr>
     <w:tblStylePr w:type="lastCol">
       <w:rPr>
-        <w:color w:val="FFFFFF" w:themeColor="background1"/>
+        <w:color w:val="000000"/>
       </w:rPr>
       <w:tblPr/>
       <w:tcPr>
@@ -13096,7 +13097,7 @@
       <w:spacing w:after="0" w:line="240" w:lineRule="auto"/>
     </w:pPr>
     <w:rPr>
-      <w:color w:val="000000" w:themeColor="text1"/>
+      <w:color w:val="000000"/>
     </w:rPr>
     <w:tblPr>
       <w:tblStyleRowBandSize w:val="1"/>
@@ -13129,7 +13130,7 @@
       <w:rPr>
         <w:b/>
         <w:bCs/>
-        <w:color w:val="000000" w:themeColor="text1"/>
+        <w:color w:val="000000"/>
       </w:rPr>
       <w:tblPr/>
       <w:tcPr>
@@ -13138,7 +13139,7 @@
     </w:tblStylePr>
     <w:tblStylePr w:type="firstCol">
       <w:rPr>
-        <w:color w:val="FFFFFF" w:themeColor="background1"/>
+        <w:color w:val="000000"/>
       </w:rPr>
       <w:tblPr/>
       <w:tcPr>
@@ -13147,7 +13148,7 @@
     </w:tblStylePr>
     <w:tblStylePr w:type="lastCol">
       <w:rPr>
-        <w:color w:val="FFFFFF" w:themeColor="background1"/>
+        <w:color w:val="000000"/>
       </w:rPr>
       <w:tblPr/>
       <w:tcPr>
@@ -13176,7 +13177,7 @@
       <w:spacing w:after="0" w:line="240" w:lineRule="auto"/>
     </w:pPr>
     <w:rPr>
-      <w:color w:val="000000" w:themeColor="text1"/>
+      <w:color w:val="000000"/>
     </w:rPr>
     <w:tblPr>
       <w:tblStyleRowBandSize w:val="1"/>
@@ -13209,7 +13210,7 @@
       <w:rPr>
         <w:b/>
         <w:bCs/>
-        <w:color w:val="000000" w:themeColor="text1"/>
+        <w:color w:val="000000"/>
       </w:rPr>
       <w:tblPr/>
       <w:tcPr>
@@ -13218,7 +13219,7 @@
     </w:tblStylePr>
     <w:tblStylePr w:type="firstCol">
       <w:rPr>
-        <w:color w:val="FFFFFF" w:themeColor="background1"/>
+        <w:color w:val="000000"/>
       </w:rPr>
       <w:tblPr/>
       <w:tcPr>
@@ -13227,7 +13228,7 @@
     </w:tblStylePr>
     <w:tblStylePr w:type="lastCol">
       <w:rPr>
-        <w:color w:val="FFFFFF" w:themeColor="background1"/>
+        <w:color w:val="000000"/>
       </w:rPr>
       <w:tblPr/>
       <w:tcPr>
